--- a/Embedded_AI/AI_with_FreeRTOS/AI_with_FreeRTOS.docx
+++ b/Embedded_AI/AI_with_FreeRTOS/AI_with_FreeRTOS.docx
@@ -225,7 +225,7 @@
           <w:sz w:val="22"/>
         </w:rPr>
         <w:pict w14:anchorId="24EF3EEA">
-          <v:rect id="_x0000_i1122" style="width:0;height:1.5pt" o:hralign="center" o:hrstd="t" o:hr="t" fillcolor="#a0a0a0" stroked="f"/>
+          <v:rect id="_x0000_i1025" style="width:0;height:1.5pt" o:hralign="center" o:hrstd="t" o:hr="t" fillcolor="#a0a0a0" stroked="f"/>
         </w:pict>
       </w:r>
     </w:p>
@@ -658,7 +658,7 @@
           <w:sz w:val="22"/>
         </w:rPr>
         <w:pict w14:anchorId="094D6F5A">
-          <v:rect id="_x0000_i1123" style="width:0;height:1.5pt" o:hralign="center" o:hrstd="t" o:hr="t" fillcolor="#a0a0a0" stroked="f"/>
+          <v:rect id="_x0000_i1026" style="width:0;height:1.5pt" o:hralign="center" o:hrstd="t" o:hr="t" fillcolor="#a0a0a0" stroked="f"/>
         </w:pict>
       </w:r>
     </w:p>
@@ -983,7 +983,7 @@
           <w:sz w:val="22"/>
         </w:rPr>
         <w:pict w14:anchorId="7AB58916">
-          <v:rect id="_x0000_i1124" style="width:0;height:1.5pt" o:hralign="center" o:hrstd="t" o:hr="t" fillcolor="#a0a0a0" stroked="f"/>
+          <v:rect id="_x0000_i1027" style="width:0;height:1.5pt" o:hralign="center" o:hrstd="t" o:hr="t" fillcolor="#a0a0a0" stroked="f"/>
         </w:pict>
       </w:r>
     </w:p>
@@ -1501,7 +1501,7 @@
           <w:sz w:val="22"/>
         </w:rPr>
         <w:pict w14:anchorId="21591671">
-          <v:rect id="_x0000_i1125" style="width:0;height:1.5pt" o:hralign="center" o:hrstd="t" o:hr="t" fillcolor="#a0a0a0" stroked="f"/>
+          <v:rect id="_x0000_i1028" style="width:0;height:1.5pt" o:hralign="center" o:hrstd="t" o:hr="t" fillcolor="#a0a0a0" stroked="f"/>
         </w:pict>
       </w:r>
     </w:p>
@@ -1866,7 +1866,7 @@
           <w:sz w:val="22"/>
         </w:rPr>
         <w:pict w14:anchorId="71BEB3DB">
-          <v:rect id="_x0000_i1126" style="width:0;height:1.5pt" o:hralign="center" o:hrstd="t" o:hr="t" fillcolor="#a0a0a0" stroked="f"/>
+          <v:rect id="_x0000_i1029" style="width:0;height:1.5pt" o:hralign="center" o:hrstd="t" o:hr="t" fillcolor="#a0a0a0" stroked="f"/>
         </w:pict>
       </w:r>
     </w:p>
@@ -2228,7 +2228,7 @@
           <w:sz w:val="22"/>
         </w:rPr>
         <w:pict w14:anchorId="3C06CB59">
-          <v:rect id="_x0000_i1127" style="width:0;height:1.5pt" o:hralign="center" o:hrstd="t" o:hr="t" fillcolor="#a0a0a0" stroked="f"/>
+          <v:rect id="_x0000_i1030" style="width:0;height:1.5pt" o:hralign="center" o:hrstd="t" o:hr="t" fillcolor="#a0a0a0" stroked="f"/>
         </w:pict>
       </w:r>
     </w:p>
@@ -2497,7 +2497,7 @@
           <w:sz w:val="22"/>
         </w:rPr>
         <w:pict w14:anchorId="6BB3F9A9">
-          <v:rect id="_x0000_i1128" style="width:0;height:1.5pt" o:hralign="center" o:hrstd="t" o:hr="t" fillcolor="#a0a0a0" stroked="f"/>
+          <v:rect id="_x0000_i1031" style="width:0;height:1.5pt" o:hralign="center" o:hrstd="t" o:hr="t" fillcolor="#a0a0a0" stroked="f"/>
         </w:pict>
       </w:r>
     </w:p>
@@ -2618,7 +2618,7 @@
           <w:sz w:val="22"/>
         </w:rPr>
         <w:pict w14:anchorId="727DAA8C">
-          <v:rect id="_x0000_i1129" style="width:0;height:1.5pt" o:hralign="center" o:hrstd="t" o:hr="t" fillcolor="#a0a0a0" stroked="f"/>
+          <v:rect id="_x0000_i1032" style="width:0;height:1.5pt" o:hralign="center" o:hrstd="t" o:hr="t" fillcolor="#a0a0a0" stroked="f"/>
         </w:pict>
       </w:r>
     </w:p>
@@ -2732,7 +2732,7 @@
           <w:sz w:val="22"/>
         </w:rPr>
         <w:pict w14:anchorId="5A04BB43">
-          <v:rect id="_x0000_i1130" style="width:0;height:1.5pt" o:hralign="center" o:hrstd="t" o:hr="t" fillcolor="#a0a0a0" stroked="f"/>
+          <v:rect id="_x0000_i1033" style="width:0;height:1.5pt" o:hralign="center" o:hrstd="t" o:hr="t" fillcolor="#a0a0a0" stroked="f"/>
         </w:pict>
       </w:r>
     </w:p>
@@ -2819,7 +2819,7 @@
           <w:sz w:val="22"/>
         </w:rPr>
         <w:pict w14:anchorId="0290E3AB">
-          <v:rect id="_x0000_i1131" style="width:0;height:1.5pt" o:hralign="center" o:hrstd="t" o:hr="t" fillcolor="#a0a0a0" stroked="f"/>
+          <v:rect id="_x0000_i1034" style="width:0;height:1.5pt" o:hralign="center" o:hrstd="t" o:hr="t" fillcolor="#a0a0a0" stroked="f"/>
         </w:pict>
       </w:r>
     </w:p>
@@ -2940,7 +2940,7 @@
           <w:sz w:val="22"/>
         </w:rPr>
         <w:pict w14:anchorId="0B7AC0EF">
-          <v:rect id="_x0000_i1132" style="width:0;height:1.5pt" o:hralign="center" o:hrstd="t" o:hr="t" fillcolor="#a0a0a0" stroked="f"/>
+          <v:rect id="_x0000_i1035" style="width:0;height:1.5pt" o:hralign="center" o:hrstd="t" o:hr="t" fillcolor="#a0a0a0" stroked="f"/>
         </w:pict>
       </w:r>
     </w:p>
@@ -3091,7 +3091,7 @@
           <w:sz w:val="22"/>
         </w:rPr>
         <w:pict w14:anchorId="7F4851F0">
-          <v:rect id="_x0000_i1133" style="width:0;height:1.5pt" o:hralign="center" o:hrstd="t" o:hr="t" fillcolor="#a0a0a0" stroked="f"/>
+          <v:rect id="_x0000_i1036" style="width:0;height:1.5pt" o:hralign="center" o:hrstd="t" o:hr="t" fillcolor="#a0a0a0" stroked="f"/>
         </w:pict>
       </w:r>
     </w:p>
@@ -3289,7 +3289,7 @@
           <w:sz w:val="22"/>
         </w:rPr>
         <w:pict w14:anchorId="147C4F1B">
-          <v:rect id="_x0000_i1134" style="width:0;height:1.5pt" o:hralign="center" o:hrstd="t" o:hr="t" fillcolor="#a0a0a0" stroked="f"/>
+          <v:rect id="_x0000_i1037" style="width:0;height:1.5pt" o:hralign="center" o:hrstd="t" o:hr="t" fillcolor="#a0a0a0" stroked="f"/>
         </w:pict>
       </w:r>
     </w:p>
@@ -3562,7 +3562,7 @@
           <w:sz w:val="22"/>
         </w:rPr>
         <w:pict w14:anchorId="7FF36ACA">
-          <v:rect id="_x0000_i1135" style="width:0;height:1.5pt" o:hralign="center" o:hrstd="t" o:hr="t" fillcolor="#a0a0a0" stroked="f"/>
+          <v:rect id="_x0000_i1038" style="width:0;height:1.5pt" o:hralign="center" o:hrstd="t" o:hr="t" fillcolor="#a0a0a0" stroked="f"/>
         </w:pict>
       </w:r>
     </w:p>
@@ -3719,6 +3719,4196 @@
         </w:rPr>
         <w:t>) changes internally.</w:t>
       </w:r>
+    </w:p>
+    <w:p>
+      <w:pPr>
+        <w:rPr>
+          <w:sz w:val="22"/>
+        </w:rPr>
+      </w:pPr>
+    </w:p>
+    <w:p>
+      <w:pPr>
+        <w:rPr>
+          <w:sz w:val="22"/>
+        </w:rPr>
+      </w:pPr>
+      <w:r>
+        <w:rPr>
+          <w:sz w:val="22"/>
+        </w:rPr>
+        <w:lastRenderedPageBreak/>
+        <w:t xml:space="preserve">This is an excellent next step. In industry, AI models are </w:t>
+      </w:r>
+      <w:r>
+        <w:rPr>
+          <w:b/>
+          <w:bCs/>
+          <w:sz w:val="22"/>
+        </w:rPr>
+        <w:t xml:space="preserve">not executed directly inside </w:t>
+      </w:r>
+      <w:proofErr w:type="gramStart"/>
+      <w:r>
+        <w:rPr>
+          <w:b/>
+          <w:bCs/>
+          <w:sz w:val="22"/>
+        </w:rPr>
+        <w:t>main(</w:t>
+      </w:r>
+      <w:proofErr w:type="gramEnd"/>
+      <w:r>
+        <w:rPr>
+          <w:b/>
+          <w:bCs/>
+          <w:sz w:val="22"/>
+        </w:rPr>
+        <w:t>)</w:t>
+      </w:r>
+      <w:r>
+        <w:rPr>
+          <w:sz w:val="22"/>
+        </w:rPr>
+        <w:t>. They are usually integrated into an RTOS application where different tasks handle sensing, preprocessing, inference, communication, and visualization.</w:t>
+      </w:r>
+    </w:p>
+    <w:p>
+      <w:pPr>
+        <w:rPr>
+          <w:sz w:val="22"/>
+        </w:rPr>
+      </w:pPr>
+      <w:r>
+        <w:rPr>
+          <w:sz w:val="22"/>
+        </w:rPr>
+        <w:t xml:space="preserve">For your course, I recommend introducing </w:t>
+      </w:r>
+      <w:proofErr w:type="spellStart"/>
+      <w:r>
+        <w:rPr>
+          <w:sz w:val="22"/>
+        </w:rPr>
+        <w:t>FreeRTOS</w:t>
+      </w:r>
+      <w:proofErr w:type="spellEnd"/>
+      <w:r>
+        <w:rPr>
+          <w:sz w:val="22"/>
+        </w:rPr>
+        <w:t xml:space="preserve"> after students have already built standalone AI applications. This helps them understand how AI fits into a real embedded system.</w:t>
+      </w:r>
+    </w:p>
+    <w:p>
+      <w:pPr>
+        <w:rPr>
+          <w:b/>
+          <w:bCs/>
+          <w:sz w:val="22"/>
+        </w:rPr>
+      </w:pPr>
+      <w:r>
+        <w:rPr>
+          <w:b/>
+          <w:bCs/>
+          <w:sz w:val="22"/>
+        </w:rPr>
+        <w:t>General Architecture</w:t>
+      </w:r>
+    </w:p>
+    <w:p>
+      <w:pPr>
+        <w:ind w:left="2100"/>
+        <w:rPr>
+          <w:rFonts w:ascii="Courier New" w:hAnsi="Courier New" w:cs="Courier New"/>
+        </w:rPr>
+      </w:pPr>
+      <w:r>
+        <w:rPr>
+          <w:rFonts w:ascii="Courier New" w:hAnsi="Courier New" w:cs="Courier New"/>
+        </w:rPr>
+        <w:t>+---------------------+</w:t>
+      </w:r>
+      <w:r>
+        <w:rPr>
+          <w:rFonts w:ascii="Courier New" w:hAnsi="Courier New" w:cs="Courier New"/>
+        </w:rPr>
+        <w:br/>
+        <w:t xml:space="preserve">| </w:t>
+      </w:r>
+      <w:r>
+        <w:rPr>
+          <w:rFonts w:ascii="Courier New" w:hAnsi="Courier New" w:cs="Courier New"/>
+        </w:rPr>
+        <w:t xml:space="preserve">   </w:t>
+      </w:r>
+      <w:r>
+        <w:rPr>
+          <w:rFonts w:ascii="Courier New" w:hAnsi="Courier New" w:cs="Courier New"/>
+        </w:rPr>
+        <w:t>Sensor Task      |</w:t>
+      </w:r>
+      <w:r>
+        <w:rPr>
+          <w:rFonts w:ascii="Courier New" w:hAnsi="Courier New" w:cs="Courier New"/>
+        </w:rPr>
+        <w:br/>
+        <w:t>+---------------------+</w:t>
+      </w:r>
+      <w:r>
+        <w:rPr>
+          <w:rFonts w:ascii="Courier New" w:hAnsi="Courier New" w:cs="Courier New"/>
+        </w:rPr>
+        <w:br/>
+        <w:t xml:space="preserve">          │ Sensor Data</w:t>
+      </w:r>
+      <w:r>
+        <w:rPr>
+          <w:rFonts w:ascii="Courier New" w:hAnsi="Courier New" w:cs="Courier New"/>
+        </w:rPr>
+        <w:br/>
+        <w:t xml:space="preserve">          ▼</w:t>
+      </w:r>
+      <w:r>
+        <w:rPr>
+          <w:rFonts w:ascii="Courier New" w:hAnsi="Courier New" w:cs="Courier New"/>
+        </w:rPr>
+        <w:br/>
+        <w:t>+---------------------+</w:t>
+      </w:r>
+      <w:r>
+        <w:rPr>
+          <w:rFonts w:ascii="Courier New" w:hAnsi="Courier New" w:cs="Courier New"/>
+        </w:rPr>
+        <w:br/>
+        <w:t xml:space="preserve">| </w:t>
+      </w:r>
+      <w:r>
+        <w:rPr>
+          <w:rFonts w:ascii="Courier New" w:hAnsi="Courier New" w:cs="Courier New"/>
+        </w:rPr>
+        <w:t xml:space="preserve"> </w:t>
+      </w:r>
+      <w:r>
+        <w:rPr>
+          <w:rFonts w:ascii="Courier New" w:hAnsi="Courier New" w:cs="Courier New"/>
+        </w:rPr>
+        <w:t>Preprocessing Task |</w:t>
+      </w:r>
+      <w:r>
+        <w:rPr>
+          <w:rFonts w:ascii="Courier New" w:hAnsi="Courier New" w:cs="Courier New"/>
+        </w:rPr>
+        <w:br/>
+        <w:t>+---------------------+</w:t>
+      </w:r>
+      <w:r>
+        <w:rPr>
+          <w:rFonts w:ascii="Courier New" w:hAnsi="Courier New" w:cs="Courier New"/>
+        </w:rPr>
+        <w:br/>
+        <w:t xml:space="preserve">          │ Normalized Data</w:t>
+      </w:r>
+      <w:r>
+        <w:rPr>
+          <w:rFonts w:ascii="Courier New" w:hAnsi="Courier New" w:cs="Courier New"/>
+        </w:rPr>
+        <w:br/>
+        <w:t xml:space="preserve">          ▼</w:t>
+      </w:r>
+      <w:r>
+        <w:rPr>
+          <w:rFonts w:ascii="Courier New" w:hAnsi="Courier New" w:cs="Courier New"/>
+        </w:rPr>
+        <w:br/>
+        <w:t>+---------------------+</w:t>
+      </w:r>
+      <w:r>
+        <w:rPr>
+          <w:rFonts w:ascii="Courier New" w:hAnsi="Courier New" w:cs="Courier New"/>
+        </w:rPr>
+        <w:br/>
+        <w:t xml:space="preserve">| </w:t>
+      </w:r>
+      <w:r>
+        <w:rPr>
+          <w:rFonts w:ascii="Courier New" w:hAnsi="Courier New" w:cs="Courier New"/>
+        </w:rPr>
+        <w:t xml:space="preserve">     </w:t>
+      </w:r>
+      <w:r>
+        <w:rPr>
+          <w:rFonts w:ascii="Courier New" w:hAnsi="Courier New" w:cs="Courier New"/>
+        </w:rPr>
+        <w:t>AI Task        |</w:t>
+      </w:r>
+      <w:r>
+        <w:rPr>
+          <w:rFonts w:ascii="Courier New" w:hAnsi="Courier New" w:cs="Courier New"/>
+        </w:rPr>
+        <w:br/>
+        <w:t>+---------------------+</w:t>
+      </w:r>
+      <w:r>
+        <w:rPr>
+          <w:rFonts w:ascii="Courier New" w:hAnsi="Courier New" w:cs="Courier New"/>
+        </w:rPr>
+        <w:br/>
+        <w:t xml:space="preserve">          │ </w:t>
+      </w:r>
+      <w:r>
+        <w:rPr>
+          <w:rFonts w:ascii="Courier New" w:hAnsi="Courier New" w:cs="Courier New"/>
+        </w:rPr>
+        <w:br/>
+        <w:t xml:space="preserve">          ▼</w:t>
+      </w:r>
+    </w:p>
+    <w:p>
+      <w:pPr>
+        <w:ind w:left="840"/>
+        <w:rPr>
+          <w:rFonts w:ascii="Courier New" w:hAnsi="Courier New" w:cs="Courier New"/>
+        </w:rPr>
+      </w:pPr>
+      <w:r>
+        <w:rPr>
+          <w:rFonts w:ascii="Courier New" w:hAnsi="Courier New" w:cs="Courier New"/>
+        </w:rPr>
+        <w:t>Prediction / Class / Forecast / Error Value</w:t>
+      </w:r>
+    </w:p>
+    <w:p>
+      <w:pPr>
+        <w:ind w:left="840" w:firstLine="420"/>
+        <w:rPr>
+          <w:rFonts w:ascii="Courier New" w:hAnsi="Courier New" w:cs="Courier New"/>
+        </w:rPr>
+      </w:pPr>
+      <w:r>
+        <w:rPr>
+          <w:rFonts w:ascii="Courier New" w:hAnsi="Courier New" w:cs="Courier New"/>
+        </w:rPr>
+        <w:t xml:space="preserve">          </w:t>
+      </w:r>
+      <w:r>
+        <w:rPr>
+          <w:rFonts w:ascii="Courier New" w:hAnsi="Courier New" w:cs="Courier New"/>
+        </w:rPr>
+        <w:tab/>
+      </w:r>
+      <w:r>
+        <w:rPr>
+          <w:rFonts w:ascii="Courier New" w:hAnsi="Courier New" w:cs="Courier New"/>
+        </w:rPr>
+        <w:tab/>
+      </w:r>
+      <w:r>
+        <w:rPr>
+          <w:rFonts w:ascii="Courier New" w:hAnsi="Courier New" w:cs="Courier New"/>
+        </w:rPr>
+        <w:t xml:space="preserve">│ </w:t>
+      </w:r>
+      <w:r>
+        <w:rPr>
+          <w:rFonts w:ascii="Courier New" w:hAnsi="Courier New" w:cs="Courier New"/>
+        </w:rPr>
+        <w:br/>
+      </w:r>
+      <w:r>
+        <w:rPr>
+          <w:rFonts w:ascii="Courier New" w:hAnsi="Courier New" w:cs="Courier New"/>
+        </w:rPr>
+        <w:t xml:space="preserve">    </w:t>
+      </w:r>
+      <w:r>
+        <w:rPr>
+          <w:rFonts w:ascii="Courier New" w:hAnsi="Courier New" w:cs="Courier New"/>
+        </w:rPr>
+        <w:t>+---------------++-----------------+</w:t>
+      </w:r>
+    </w:p>
+    <w:p>
+      <w:pPr>
+        <w:ind w:left="709"/>
+        <w:rPr>
+          <w:rFonts w:ascii="Courier New" w:hAnsi="Courier New" w:cs="Courier New"/>
+        </w:rPr>
+      </w:pPr>
+      <w:r>
+        <w:rPr>
+          <w:rFonts w:ascii="Courier New" w:hAnsi="Courier New" w:cs="Courier New"/>
+        </w:rPr>
+        <w:t xml:space="preserve">     </w:t>
+      </w:r>
+      <w:r>
+        <w:rPr>
+          <w:rFonts w:ascii="Courier New" w:hAnsi="Courier New" w:cs="Courier New"/>
+        </w:rPr>
+        <w:t>│</w:t>
+      </w:r>
+      <w:r>
+        <w:rPr>
+          <w:rFonts w:ascii="Courier New" w:hAnsi="Courier New" w:cs="Courier New"/>
+        </w:rPr>
+        <w:t xml:space="preserve">                                  </w:t>
+      </w:r>
+      <w:r>
+        <w:rPr>
+          <w:rFonts w:ascii="Courier New" w:hAnsi="Courier New" w:cs="Courier New"/>
+        </w:rPr>
+        <w:t xml:space="preserve">│ </w:t>
+      </w:r>
+      <w:r>
+        <w:rPr>
+          <w:rFonts w:ascii="Courier New" w:hAnsi="Courier New" w:cs="Courier New"/>
+        </w:rPr>
+        <w:br/>
+      </w:r>
+      <w:r>
+        <w:rPr>
+          <w:rFonts w:ascii="Courier New" w:hAnsi="Courier New" w:cs="Courier New"/>
+        </w:rPr>
+        <w:t xml:space="preserve">     </w:t>
+      </w:r>
+      <w:r>
+        <w:rPr>
+          <w:rFonts w:ascii="Courier New" w:hAnsi="Courier New" w:cs="Courier New"/>
+        </w:rPr>
+        <w:t>▼</w:t>
+      </w:r>
+      <w:r>
+        <w:rPr>
+          <w:rFonts w:ascii="Courier New" w:hAnsi="Courier New" w:cs="Courier New"/>
+        </w:rPr>
+        <w:t xml:space="preserve">                                  </w:t>
+      </w:r>
+      <w:r>
+        <w:rPr>
+          <w:rFonts w:ascii="Courier New" w:hAnsi="Courier New" w:cs="Courier New"/>
+        </w:rPr>
+        <w:t>▼</w:t>
+      </w:r>
+      <w:r>
+        <w:rPr>
+          <w:rFonts w:ascii="Courier New" w:hAnsi="Courier New" w:cs="Courier New"/>
+        </w:rPr>
+        <w:br/>
+        <w:t>+---------------------+          +---------------------+</w:t>
+      </w:r>
+      <w:r>
+        <w:rPr>
+          <w:rFonts w:ascii="Courier New" w:hAnsi="Courier New" w:cs="Courier New"/>
+        </w:rPr>
+        <w:br/>
+        <w:t>| Display/UART Task   |          | Control Task        |</w:t>
+      </w:r>
+      <w:r>
+        <w:rPr>
+          <w:rFonts w:ascii="Courier New" w:hAnsi="Courier New" w:cs="Courier New"/>
+        </w:rPr>
+        <w:br/>
+        <w:t>+---------------------+          +---------------------+</w:t>
+      </w:r>
+    </w:p>
+    <w:p>
+      <w:pPr>
+        <w:rPr>
+          <w:sz w:val="22"/>
+        </w:rPr>
+      </w:pPr>
+      <w:r>
+        <w:rPr>
+          <w:sz w:val="22"/>
+        </w:rPr>
+        <w:pict w14:anchorId="452A1301">
+          <v:rect id="_x0000_i1141" style="width:0;height:1.5pt" o:hralign="center" o:hrstd="t" o:hr="t" fillcolor="#a0a0a0" stroked="f"/>
+        </w:pict>
+      </w:r>
+    </w:p>
+    <w:p>
+      <w:pPr>
+        <w:rPr>
+          <w:b/>
+          <w:bCs/>
+          <w:sz w:val="22"/>
+        </w:rPr>
+      </w:pPr>
+    </w:p>
+    <w:p>
+      <w:pPr>
+        <w:rPr>
+          <w:b/>
+          <w:bCs/>
+          <w:sz w:val="22"/>
+        </w:rPr>
+      </w:pPr>
+    </w:p>
+    <w:p>
+      <w:pPr>
+        <w:rPr>
+          <w:b/>
+          <w:bCs/>
+          <w:sz w:val="22"/>
+        </w:rPr>
+      </w:pPr>
+    </w:p>
+    <w:p>
+      <w:pPr>
+        <w:rPr>
+          <w:b/>
+          <w:bCs/>
+          <w:sz w:val="22"/>
+        </w:rPr>
+      </w:pPr>
+    </w:p>
+    <w:p>
+      <w:pPr>
+        <w:rPr>
+          <w:b/>
+          <w:bCs/>
+          <w:sz w:val="22"/>
+        </w:rPr>
+      </w:pPr>
+      <w:r>
+        <w:rPr>
+          <w:b/>
+          <w:bCs/>
+          <w:sz w:val="22"/>
+        </w:rPr>
+        <w:lastRenderedPageBreak/>
+        <w:t xml:space="preserve">Recommended </w:t>
+      </w:r>
+      <w:proofErr w:type="spellStart"/>
+      <w:r>
+        <w:rPr>
+          <w:b/>
+          <w:bCs/>
+          <w:sz w:val="22"/>
+        </w:rPr>
+        <w:t>FreeRTOS</w:t>
+      </w:r>
+      <w:proofErr w:type="spellEnd"/>
+      <w:r>
+        <w:rPr>
+          <w:b/>
+          <w:bCs/>
+          <w:sz w:val="22"/>
+        </w:rPr>
+        <w:t xml:space="preserve"> Tasks</w:t>
+      </w:r>
+    </w:p>
+    <w:p>
+      <w:pPr>
+        <w:rPr>
+          <w:b/>
+          <w:bCs/>
+          <w:sz w:val="22"/>
+        </w:rPr>
+      </w:pPr>
+      <w:r>
+        <w:rPr>
+          <w:b/>
+          <w:bCs/>
+          <w:sz w:val="22"/>
+        </w:rPr>
+        <w:t>1. Sensor Task (Highest Priority)</w:t>
+      </w:r>
+    </w:p>
+    <w:p>
+      <w:pPr>
+        <w:rPr>
+          <w:sz w:val="22"/>
+        </w:rPr>
+      </w:pPr>
+      <w:r>
+        <w:rPr>
+          <w:sz w:val="22"/>
+        </w:rPr>
+        <w:t>Responsibilities:</w:t>
+      </w:r>
+    </w:p>
+    <w:p>
+      <w:pPr>
+        <w:numPr>
+          <w:ilvl w:val="0"/>
+          <w:numId w:val="3"/>
+        </w:numPr>
+        <w:rPr>
+          <w:sz w:val="22"/>
+        </w:rPr>
+      </w:pPr>
+      <w:r>
+        <w:rPr>
+          <w:sz w:val="22"/>
+        </w:rPr>
+        <w:t>Read ADC</w:t>
+      </w:r>
+    </w:p>
+    <w:p>
+      <w:pPr>
+        <w:numPr>
+          <w:ilvl w:val="0"/>
+          <w:numId w:val="3"/>
+        </w:numPr>
+        <w:rPr>
+          <w:sz w:val="22"/>
+        </w:rPr>
+      </w:pPr>
+      <w:r>
+        <w:rPr>
+          <w:sz w:val="22"/>
+        </w:rPr>
+        <w:t>Read DHT22</w:t>
+      </w:r>
+    </w:p>
+    <w:p>
+      <w:pPr>
+        <w:numPr>
+          <w:ilvl w:val="0"/>
+          <w:numId w:val="3"/>
+        </w:numPr>
+        <w:rPr>
+          <w:sz w:val="22"/>
+        </w:rPr>
+      </w:pPr>
+      <w:r>
+        <w:rPr>
+          <w:sz w:val="22"/>
+        </w:rPr>
+        <w:t>Read vibration sensor</w:t>
+      </w:r>
+    </w:p>
+    <w:p>
+      <w:pPr>
+        <w:numPr>
+          <w:ilvl w:val="0"/>
+          <w:numId w:val="3"/>
+        </w:numPr>
+        <w:rPr>
+          <w:sz w:val="22"/>
+        </w:rPr>
+      </w:pPr>
+      <w:r>
+        <w:rPr>
+          <w:sz w:val="22"/>
+        </w:rPr>
+        <w:t>Read IMU</w:t>
+      </w:r>
+    </w:p>
+    <w:p>
+      <w:pPr>
+        <w:numPr>
+          <w:ilvl w:val="0"/>
+          <w:numId w:val="3"/>
+        </w:numPr>
+        <w:rPr>
+          <w:sz w:val="22"/>
+        </w:rPr>
+      </w:pPr>
+      <w:r>
+        <w:rPr>
+          <w:sz w:val="22"/>
+        </w:rPr>
+        <w:t>Read current sensor</w:t>
+      </w:r>
+    </w:p>
+    <w:p>
+      <w:pPr>
+        <w:numPr>
+          <w:ilvl w:val="0"/>
+          <w:numId w:val="3"/>
+        </w:numPr>
+        <w:rPr>
+          <w:sz w:val="22"/>
+        </w:rPr>
+      </w:pPr>
+      <w:r>
+        <w:rPr>
+          <w:sz w:val="22"/>
+        </w:rPr>
+        <w:t>Timestamp the readings</w:t>
+      </w:r>
+    </w:p>
+    <w:p>
+      <w:pPr>
+        <w:numPr>
+          <w:ilvl w:val="0"/>
+          <w:numId w:val="3"/>
+        </w:numPr>
+        <w:rPr>
+          <w:sz w:val="22"/>
+        </w:rPr>
+      </w:pPr>
+      <w:r>
+        <w:rPr>
+          <w:sz w:val="22"/>
+        </w:rPr>
+        <w:t>Send data to the preprocessing task</w:t>
+      </w:r>
+    </w:p>
+    <w:p>
+      <w:pPr>
+        <w:rPr>
+          <w:sz w:val="22"/>
+        </w:rPr>
+      </w:pPr>
+      <w:r>
+        <w:rPr>
+          <w:sz w:val="22"/>
+        </w:rPr>
+        <w:t>Typical execution:</w:t>
+      </w:r>
+    </w:p>
+    <w:p>
+      <w:pPr>
+        <w:rPr>
+          <w:sz w:val="22"/>
+        </w:rPr>
+      </w:pPr>
+      <w:r>
+        <w:rPr>
+          <w:rFonts w:ascii="Courier New" w:hAnsi="Courier New" w:cs="Courier New"/>
+        </w:rPr>
+        <w:t xml:space="preserve">Every 100 </w:t>
+      </w:r>
+      <w:proofErr w:type="spellStart"/>
+      <w:r>
+        <w:rPr>
+          <w:rFonts w:ascii="Courier New" w:hAnsi="Courier New" w:cs="Courier New"/>
+        </w:rPr>
+        <w:t>ms</w:t>
+      </w:r>
+      <w:proofErr w:type="spellEnd"/>
+      <w:r>
+        <w:rPr>
+          <w:rFonts w:ascii="Courier New" w:hAnsi="Courier New" w:cs="Courier New"/>
+        </w:rPr>
+        <w:br/>
+        <w:t>↓</w:t>
+      </w:r>
+      <w:r>
+        <w:rPr>
+          <w:rFonts w:ascii="Courier New" w:hAnsi="Courier New" w:cs="Courier New"/>
+        </w:rPr>
+        <w:br/>
+        <w:t>Read Sensors</w:t>
+      </w:r>
+      <w:r>
+        <w:rPr>
+          <w:rFonts w:ascii="Courier New" w:hAnsi="Courier New" w:cs="Courier New"/>
+        </w:rPr>
+        <w:br/>
+        <w:t>↓</w:t>
+      </w:r>
+      <w:r>
+        <w:rPr>
+          <w:rFonts w:ascii="Courier New" w:hAnsi="Courier New" w:cs="Courier New"/>
+        </w:rPr>
+        <w:br/>
+        <w:t>Store Data</w:t>
+      </w:r>
+      <w:r>
+        <w:rPr>
+          <w:rFonts w:ascii="Courier New" w:hAnsi="Courier New" w:cs="Courier New"/>
+        </w:rPr>
+        <w:br/>
+        <w:t>↓</w:t>
+      </w:r>
+      <w:r>
+        <w:rPr>
+          <w:rFonts w:ascii="Courier New" w:hAnsi="Courier New" w:cs="Courier New"/>
+        </w:rPr>
+        <w:br/>
+        <w:t>Send Queue Message</w:t>
+      </w:r>
+    </w:p>
+    <w:p>
+      <w:pPr>
+        <w:rPr>
+          <w:sz w:val="22"/>
+        </w:rPr>
+      </w:pPr>
+      <w:r>
+        <w:rPr>
+          <w:sz w:val="22"/>
+        </w:rPr>
+        <w:t>Example:</w:t>
+      </w:r>
+    </w:p>
+    <w:p>
+      <w:pPr>
+        <w:rPr>
+          <w:sz w:val="22"/>
+        </w:rPr>
+      </w:pPr>
+      <w:proofErr w:type="spellStart"/>
+      <w:proofErr w:type="gramStart"/>
+      <w:r>
+        <w:rPr>
+          <w:rFonts w:ascii="Courier New" w:hAnsi="Courier New" w:cs="Courier New"/>
+        </w:rPr>
+        <w:t>SensorTask</w:t>
+      </w:r>
+      <w:proofErr w:type="spellEnd"/>
+      <w:r>
+        <w:rPr>
+          <w:rFonts w:ascii="Courier New" w:hAnsi="Courier New" w:cs="Courier New"/>
+        </w:rPr>
+        <w:t>(</w:t>
+      </w:r>
+      <w:proofErr w:type="gramEnd"/>
+      <w:r>
+        <w:rPr>
+          <w:rFonts w:ascii="Courier New" w:hAnsi="Courier New" w:cs="Courier New"/>
+        </w:rPr>
+        <w:t>)</w:t>
+      </w:r>
+      <w:r>
+        <w:rPr>
+          <w:rFonts w:ascii="Courier New" w:hAnsi="Courier New" w:cs="Courier New"/>
+        </w:rPr>
+        <w:br/>
+        <w:t>{</w:t>
+      </w:r>
+      <w:r>
+        <w:rPr>
+          <w:rFonts w:ascii="Courier New" w:hAnsi="Courier New" w:cs="Courier New"/>
+        </w:rPr>
+        <w:br/>
+        <w:t xml:space="preserve">    </w:t>
+      </w:r>
+      <w:proofErr w:type="spellStart"/>
+      <w:proofErr w:type="gramStart"/>
+      <w:r>
+        <w:rPr>
+          <w:rFonts w:ascii="Courier New" w:hAnsi="Courier New" w:cs="Courier New"/>
+        </w:rPr>
+        <w:t>ReadTemperature</w:t>
+      </w:r>
+      <w:proofErr w:type="spellEnd"/>
+      <w:r>
+        <w:rPr>
+          <w:rFonts w:ascii="Courier New" w:hAnsi="Courier New" w:cs="Courier New"/>
+        </w:rPr>
+        <w:t>(</w:t>
+      </w:r>
+      <w:proofErr w:type="gramEnd"/>
+      <w:r>
+        <w:rPr>
+          <w:rFonts w:ascii="Courier New" w:hAnsi="Courier New" w:cs="Courier New"/>
+        </w:rPr>
+        <w:t>);</w:t>
+      </w:r>
+      <w:r>
+        <w:rPr>
+          <w:rFonts w:ascii="Courier New" w:hAnsi="Courier New" w:cs="Courier New"/>
+        </w:rPr>
+        <w:br/>
+        <w:t xml:space="preserve">    </w:t>
+      </w:r>
+      <w:proofErr w:type="spellStart"/>
+      <w:proofErr w:type="gramStart"/>
+      <w:r>
+        <w:rPr>
+          <w:rFonts w:ascii="Courier New" w:hAnsi="Courier New" w:cs="Courier New"/>
+        </w:rPr>
+        <w:t>ReadCurrent</w:t>
+      </w:r>
+      <w:proofErr w:type="spellEnd"/>
+      <w:r>
+        <w:rPr>
+          <w:rFonts w:ascii="Courier New" w:hAnsi="Courier New" w:cs="Courier New"/>
+        </w:rPr>
+        <w:t>(</w:t>
+      </w:r>
+      <w:proofErr w:type="gramEnd"/>
+      <w:r>
+        <w:rPr>
+          <w:rFonts w:ascii="Courier New" w:hAnsi="Courier New" w:cs="Courier New"/>
+        </w:rPr>
+        <w:t>);</w:t>
+      </w:r>
+      <w:r>
+        <w:rPr>
+          <w:rFonts w:ascii="Courier New" w:hAnsi="Courier New" w:cs="Courier New"/>
+        </w:rPr>
+        <w:br/>
+        <w:t xml:space="preserve">    </w:t>
+      </w:r>
+      <w:proofErr w:type="spellStart"/>
+      <w:proofErr w:type="gramStart"/>
+      <w:r>
+        <w:rPr>
+          <w:rFonts w:ascii="Courier New" w:hAnsi="Courier New" w:cs="Courier New"/>
+        </w:rPr>
+        <w:t>ReadVibration</w:t>
+      </w:r>
+      <w:proofErr w:type="spellEnd"/>
+      <w:r>
+        <w:rPr>
+          <w:rFonts w:ascii="Courier New" w:hAnsi="Courier New" w:cs="Courier New"/>
+        </w:rPr>
+        <w:t>(</w:t>
+      </w:r>
+      <w:proofErr w:type="gramEnd"/>
+      <w:r>
+        <w:rPr>
+          <w:rFonts w:ascii="Courier New" w:hAnsi="Courier New" w:cs="Courier New"/>
+        </w:rPr>
+        <w:t>);</w:t>
+      </w:r>
+      <w:r>
+        <w:rPr>
+          <w:rFonts w:ascii="Courier New" w:hAnsi="Courier New" w:cs="Courier New"/>
+        </w:rPr>
+        <w:br/>
+        <w:t xml:space="preserve">    </w:t>
+      </w:r>
+      <w:proofErr w:type="spellStart"/>
+      <w:proofErr w:type="gramStart"/>
+      <w:r>
+        <w:rPr>
+          <w:rFonts w:ascii="Courier New" w:hAnsi="Courier New" w:cs="Courier New"/>
+        </w:rPr>
+        <w:t>xQueueSend</w:t>
+      </w:r>
+      <w:proofErr w:type="spellEnd"/>
+      <w:r>
+        <w:rPr>
+          <w:rFonts w:ascii="Courier New" w:hAnsi="Courier New" w:cs="Courier New"/>
+        </w:rPr>
+        <w:t>(</w:t>
+      </w:r>
+      <w:proofErr w:type="spellStart"/>
+      <w:r>
+        <w:rPr>
+          <w:rFonts w:ascii="Courier New" w:hAnsi="Courier New" w:cs="Courier New"/>
+        </w:rPr>
+        <w:t>sensorQueue</w:t>
+      </w:r>
+      <w:proofErr w:type="spellEnd"/>
+      <w:r>
+        <w:rPr>
+          <w:rFonts w:ascii="Courier New" w:hAnsi="Courier New" w:cs="Courier New"/>
+        </w:rPr>
+        <w:t>,...</w:t>
+      </w:r>
+      <w:proofErr w:type="gramEnd"/>
+      <w:r>
+        <w:rPr>
+          <w:rFonts w:ascii="Courier New" w:hAnsi="Courier New" w:cs="Courier New"/>
+        </w:rPr>
+        <w:t>);</w:t>
+      </w:r>
+      <w:r>
+        <w:rPr>
+          <w:rFonts w:ascii="Courier New" w:hAnsi="Courier New" w:cs="Courier New"/>
+        </w:rPr>
+        <w:br/>
+        <w:t xml:space="preserve">    </w:t>
+      </w:r>
+      <w:proofErr w:type="spellStart"/>
+      <w:proofErr w:type="gramStart"/>
+      <w:r>
+        <w:rPr>
+          <w:rFonts w:ascii="Courier New" w:hAnsi="Courier New" w:cs="Courier New"/>
+        </w:rPr>
+        <w:t>vTaskDelay</w:t>
+      </w:r>
+      <w:proofErr w:type="spellEnd"/>
+      <w:r>
+        <w:rPr>
+          <w:rFonts w:ascii="Courier New" w:hAnsi="Courier New" w:cs="Courier New"/>
+        </w:rPr>
+        <w:t>(</w:t>
+      </w:r>
+      <w:proofErr w:type="gramEnd"/>
+      <w:r>
+        <w:rPr>
+          <w:rFonts w:ascii="Courier New" w:hAnsi="Courier New" w:cs="Courier New"/>
+        </w:rPr>
+        <w:t>100);</w:t>
+      </w:r>
+      <w:r>
+        <w:rPr>
+          <w:rFonts w:ascii="Courier New" w:hAnsi="Courier New" w:cs="Courier New"/>
+        </w:rPr>
+        <w:br/>
+        <w:t>}</w:t>
+      </w:r>
+    </w:p>
+    <w:p>
+      <w:pPr>
+        <w:rPr>
+          <w:sz w:val="22"/>
+        </w:rPr>
+      </w:pPr>
+      <w:r>
+        <w:rPr>
+          <w:sz w:val="22"/>
+        </w:rPr>
+        <w:pict w14:anchorId="7A27E04E">
+          <v:rect id="_x0000_i1142" style="width:0;height:1.5pt" o:hralign="center" o:hrstd="t" o:hr="t" fillcolor="#a0a0a0" stroked="f"/>
+        </w:pict>
+      </w:r>
+    </w:p>
+    <w:p>
+      <w:pPr>
+        <w:rPr>
+          <w:b/>
+          <w:bCs/>
+          <w:sz w:val="22"/>
+        </w:rPr>
+      </w:pPr>
+      <w:r>
+        <w:rPr>
+          <w:b/>
+          <w:bCs/>
+          <w:sz w:val="22"/>
+        </w:rPr>
+        <w:t>2. Preprocessing Task</w:t>
+      </w:r>
+    </w:p>
+    <w:p>
+      <w:pPr>
+        <w:rPr>
+          <w:sz w:val="22"/>
+        </w:rPr>
+      </w:pPr>
+      <w:r>
+        <w:rPr>
+          <w:sz w:val="22"/>
+        </w:rPr>
+        <w:t>Responsibilities:</w:t>
+      </w:r>
+    </w:p>
+    <w:p>
+      <w:pPr>
+        <w:numPr>
+          <w:ilvl w:val="0"/>
+          <w:numId w:val="4"/>
+        </w:numPr>
+        <w:rPr>
+          <w:sz w:val="22"/>
+        </w:rPr>
+      </w:pPr>
+      <w:r>
+        <w:rPr>
+          <w:sz w:val="22"/>
+        </w:rPr>
+        <w:t>Receive raw sensor values</w:t>
+      </w:r>
+    </w:p>
+    <w:p>
+      <w:pPr>
+        <w:numPr>
+          <w:ilvl w:val="0"/>
+          <w:numId w:val="4"/>
+        </w:numPr>
+        <w:rPr>
+          <w:sz w:val="22"/>
+        </w:rPr>
+      </w:pPr>
+      <w:r>
+        <w:rPr>
+          <w:sz w:val="22"/>
+        </w:rPr>
+        <w:t>Normalize data</w:t>
+      </w:r>
+    </w:p>
+    <w:p>
+      <w:pPr>
+        <w:numPr>
+          <w:ilvl w:val="0"/>
+          <w:numId w:val="4"/>
+        </w:numPr>
+        <w:rPr>
+          <w:sz w:val="22"/>
+        </w:rPr>
+      </w:pPr>
+      <w:r>
+        <w:rPr>
+          <w:sz w:val="22"/>
+        </w:rPr>
+        <w:lastRenderedPageBreak/>
+        <w:t>Create sliding windows (for forecasting)</w:t>
+      </w:r>
+    </w:p>
+    <w:p>
+      <w:pPr>
+        <w:numPr>
+          <w:ilvl w:val="0"/>
+          <w:numId w:val="4"/>
+        </w:numPr>
+        <w:rPr>
+          <w:sz w:val="22"/>
+        </w:rPr>
+      </w:pPr>
+      <w:r>
+        <w:rPr>
+          <w:sz w:val="22"/>
+        </w:rPr>
+        <w:t>Scale features</w:t>
+      </w:r>
+    </w:p>
+    <w:p>
+      <w:pPr>
+        <w:numPr>
+          <w:ilvl w:val="0"/>
+          <w:numId w:val="4"/>
+        </w:numPr>
+        <w:rPr>
+          <w:sz w:val="22"/>
+        </w:rPr>
+      </w:pPr>
+      <w:r>
+        <w:rPr>
+          <w:sz w:val="22"/>
+        </w:rPr>
+        <w:t>Prepare AI input tensor</w:t>
+      </w:r>
+    </w:p>
+    <w:p>
+      <w:pPr>
+        <w:rPr>
+          <w:sz w:val="22"/>
+        </w:rPr>
+      </w:pPr>
+      <w:r>
+        <w:rPr>
+          <w:sz w:val="22"/>
+        </w:rPr>
+        <w:t>Example:</w:t>
+      </w:r>
+    </w:p>
+    <w:p>
+      <w:pPr>
+        <w:rPr>
+          <w:sz w:val="22"/>
+        </w:rPr>
+      </w:pPr>
+      <w:r>
+        <w:rPr>
+          <w:rFonts w:ascii="Courier New" w:hAnsi="Courier New" w:cs="Courier New"/>
+        </w:rPr>
+        <w:t>Receive Queue</w:t>
+      </w:r>
+      <w:r>
+        <w:rPr>
+          <w:rFonts w:ascii="Courier New" w:hAnsi="Courier New" w:cs="Courier New"/>
+        </w:rPr>
+        <w:br/>
+        <w:t>↓</w:t>
+      </w:r>
+      <w:r>
+        <w:rPr>
+          <w:rFonts w:ascii="Courier New" w:hAnsi="Courier New" w:cs="Courier New"/>
+        </w:rPr>
+        <w:br/>
+        <w:t>Normalization</w:t>
+      </w:r>
+      <w:r>
+        <w:rPr>
+          <w:rFonts w:ascii="Courier New" w:hAnsi="Courier New" w:cs="Courier New"/>
+        </w:rPr>
+        <w:br/>
+        <w:t>↓</w:t>
+      </w:r>
+      <w:r>
+        <w:rPr>
+          <w:rFonts w:ascii="Courier New" w:hAnsi="Courier New" w:cs="Courier New"/>
+        </w:rPr>
+        <w:br/>
+        <w:t>Window Update</w:t>
+      </w:r>
+      <w:r>
+        <w:rPr>
+          <w:rFonts w:ascii="Courier New" w:hAnsi="Courier New" w:cs="Courier New"/>
+        </w:rPr>
+        <w:br/>
+        <w:t>↓</w:t>
+      </w:r>
+      <w:r>
+        <w:rPr>
+          <w:rFonts w:ascii="Courier New" w:hAnsi="Courier New" w:cs="Courier New"/>
+        </w:rPr>
+        <w:br/>
+        <w:t>AI Input Ready</w:t>
+      </w:r>
+      <w:r>
+        <w:rPr>
+          <w:rFonts w:ascii="Courier New" w:hAnsi="Courier New" w:cs="Courier New"/>
+        </w:rPr>
+        <w:br/>
+        <w:t>↓</w:t>
+      </w:r>
+      <w:r>
+        <w:rPr>
+          <w:rFonts w:ascii="Courier New" w:hAnsi="Courier New" w:cs="Courier New"/>
+        </w:rPr>
+        <w:br/>
+        <w:t>Notify AI Task</w:t>
+      </w:r>
+    </w:p>
+    <w:p>
+      <w:pPr>
+        <w:rPr>
+          <w:sz w:val="22"/>
+        </w:rPr>
+      </w:pPr>
+      <w:r>
+        <w:rPr>
+          <w:sz w:val="22"/>
+        </w:rPr>
+        <w:pict w14:anchorId="66D51375">
+          <v:rect id="_x0000_i1143" style="width:0;height:1.5pt" o:hralign="center" o:hrstd="t" o:hr="t" fillcolor="#a0a0a0" stroked="f"/>
+        </w:pict>
+      </w:r>
+    </w:p>
+    <w:p>
+      <w:pPr>
+        <w:rPr>
+          <w:b/>
+          <w:bCs/>
+          <w:sz w:val="22"/>
+        </w:rPr>
+      </w:pPr>
+      <w:r>
+        <w:rPr>
+          <w:b/>
+          <w:bCs/>
+          <w:sz w:val="22"/>
+        </w:rPr>
+        <w:t>3. AI Task</w:t>
+      </w:r>
+    </w:p>
+    <w:p>
+      <w:pPr>
+        <w:rPr>
+          <w:sz w:val="22"/>
+        </w:rPr>
+      </w:pPr>
+      <w:r>
+        <w:rPr>
+          <w:sz w:val="22"/>
+        </w:rPr>
+        <w:t xml:space="preserve">This task should contain </w:t>
+      </w:r>
+      <w:r>
+        <w:rPr>
+          <w:b/>
+          <w:bCs/>
+          <w:sz w:val="22"/>
+        </w:rPr>
+        <w:t>only AI inference</w:t>
+      </w:r>
+      <w:r>
+        <w:rPr>
+          <w:sz w:val="22"/>
+        </w:rPr>
+        <w:t>.</w:t>
+      </w:r>
+    </w:p>
+    <w:p>
+      <w:pPr>
+        <w:rPr>
+          <w:sz w:val="22"/>
+        </w:rPr>
+      </w:pPr>
+      <w:r>
+        <w:rPr>
+          <w:sz w:val="22"/>
+        </w:rPr>
+        <w:t>Responsibilities:</w:t>
+      </w:r>
+    </w:p>
+    <w:p>
+      <w:pPr>
+        <w:numPr>
+          <w:ilvl w:val="0"/>
+          <w:numId w:val="5"/>
+        </w:numPr>
+        <w:rPr>
+          <w:sz w:val="22"/>
+        </w:rPr>
+      </w:pPr>
+      <w:r>
+        <w:rPr>
+          <w:sz w:val="22"/>
+        </w:rPr>
+        <w:t>Copy data into AI input buffer</w:t>
+      </w:r>
+    </w:p>
+    <w:p>
+      <w:pPr>
+        <w:numPr>
+          <w:ilvl w:val="0"/>
+          <w:numId w:val="5"/>
+        </w:numPr>
+        <w:rPr>
+          <w:sz w:val="22"/>
+        </w:rPr>
+      </w:pPr>
+      <w:r>
+        <w:rPr>
+          <w:sz w:val="22"/>
+        </w:rPr>
+        <w:t>Execute inference</w:t>
+      </w:r>
+    </w:p>
+    <w:p>
+      <w:pPr>
+        <w:numPr>
+          <w:ilvl w:val="0"/>
+          <w:numId w:val="5"/>
+        </w:numPr>
+        <w:rPr>
+          <w:sz w:val="22"/>
+        </w:rPr>
+      </w:pPr>
+      <w:r>
+        <w:rPr>
+          <w:sz w:val="22"/>
+        </w:rPr>
+        <w:t>Read output</w:t>
+      </w:r>
+    </w:p>
+    <w:p>
+      <w:pPr>
+        <w:numPr>
+          <w:ilvl w:val="0"/>
+          <w:numId w:val="5"/>
+        </w:numPr>
+        <w:rPr>
+          <w:sz w:val="22"/>
+        </w:rPr>
+      </w:pPr>
+      <w:r>
+        <w:rPr>
+          <w:sz w:val="22"/>
+        </w:rPr>
+        <w:t>Perform post-processing (if needed)</w:t>
+      </w:r>
+    </w:p>
+    <w:p>
+      <w:pPr>
+        <w:numPr>
+          <w:ilvl w:val="0"/>
+          <w:numId w:val="5"/>
+        </w:numPr>
+        <w:rPr>
+          <w:sz w:val="22"/>
+        </w:rPr>
+      </w:pPr>
+      <w:r>
+        <w:rPr>
+          <w:sz w:val="22"/>
+        </w:rPr>
+        <w:t>Send results to other tasks</w:t>
+      </w:r>
+    </w:p>
+    <w:p>
+      <w:pPr>
+        <w:rPr>
+          <w:sz w:val="22"/>
+        </w:rPr>
+      </w:pPr>
+      <w:r>
+        <w:rPr>
+          <w:sz w:val="22"/>
+        </w:rPr>
+        <w:t>Example:</w:t>
+      </w:r>
+    </w:p>
+    <w:p>
+      <w:pPr>
+        <w:rPr>
+          <w:sz w:val="22"/>
+        </w:rPr>
+      </w:pPr>
+      <w:r>
+        <w:rPr>
+          <w:rFonts w:ascii="Courier New" w:hAnsi="Courier New" w:cs="Courier New"/>
+        </w:rPr>
+        <w:t>Wait for Notification</w:t>
+      </w:r>
+      <w:r>
+        <w:rPr>
+          <w:rFonts w:ascii="Courier New" w:hAnsi="Courier New" w:cs="Courier New"/>
+        </w:rPr>
+        <w:br/>
+        <w:t>↓</w:t>
+      </w:r>
+      <w:r>
+        <w:rPr>
+          <w:rFonts w:ascii="Courier New" w:hAnsi="Courier New" w:cs="Courier New"/>
+        </w:rPr>
+        <w:br/>
+        <w:t xml:space="preserve">Run </w:t>
+      </w:r>
+      <w:proofErr w:type="spellStart"/>
+      <w:r>
+        <w:rPr>
+          <w:rFonts w:ascii="Courier New" w:hAnsi="Courier New" w:cs="Courier New"/>
+        </w:rPr>
+        <w:t>CubeAI</w:t>
+      </w:r>
+      <w:proofErr w:type="spellEnd"/>
+      <w:r>
+        <w:rPr>
+          <w:rFonts w:ascii="Courier New" w:hAnsi="Courier New" w:cs="Courier New"/>
+        </w:rPr>
+        <w:br/>
+        <w:t>↓</w:t>
+      </w:r>
+      <w:r>
+        <w:rPr>
+          <w:rFonts w:ascii="Courier New" w:hAnsi="Courier New" w:cs="Courier New"/>
+        </w:rPr>
+        <w:br/>
+        <w:t>Read Output</w:t>
+      </w:r>
+      <w:r>
+        <w:rPr>
+          <w:rFonts w:ascii="Courier New" w:hAnsi="Courier New" w:cs="Courier New"/>
+        </w:rPr>
+        <w:br/>
+        <w:t>↓</w:t>
+      </w:r>
+      <w:r>
+        <w:rPr>
+          <w:rFonts w:ascii="Courier New" w:hAnsi="Courier New" w:cs="Courier New"/>
+        </w:rPr>
+        <w:br/>
+        <w:t>Queue Result</w:t>
+      </w:r>
+    </w:p>
+    <w:p>
+      <w:pPr>
+        <w:rPr>
+          <w:sz w:val="22"/>
+        </w:rPr>
+      </w:pPr>
+      <w:r>
+        <w:rPr>
+          <w:sz w:val="22"/>
+        </w:rPr>
+        <w:t>Avoid sensor reading or UART printing inside this task.</w:t>
+      </w:r>
+    </w:p>
+    <w:p>
+      <w:pPr>
+        <w:rPr>
+          <w:sz w:val="22"/>
+        </w:rPr>
+      </w:pPr>
+      <w:r>
+        <w:rPr>
+          <w:sz w:val="22"/>
+        </w:rPr>
+        <w:pict w14:anchorId="17586AEA">
+          <v:rect id="_x0000_i1144" style="width:0;height:1.5pt" o:hralign="center" o:hrstd="t" o:hr="t" fillcolor="#a0a0a0" stroked="f"/>
+        </w:pict>
+      </w:r>
+    </w:p>
+    <w:p>
+      <w:pPr>
+        <w:rPr>
+          <w:b/>
+          <w:bCs/>
+          <w:sz w:val="22"/>
+        </w:rPr>
+      </w:pPr>
+      <w:r>
+        <w:rPr>
+          <w:b/>
+          <w:bCs/>
+          <w:sz w:val="22"/>
+        </w:rPr>
+        <w:t>4. Display / UART Task</w:t>
+      </w:r>
+    </w:p>
+    <w:p>
+      <w:pPr>
+        <w:rPr>
+          <w:sz w:val="22"/>
+        </w:rPr>
+      </w:pPr>
+      <w:r>
+        <w:rPr>
+          <w:sz w:val="22"/>
+        </w:rPr>
+        <w:lastRenderedPageBreak/>
+        <w:t>Responsibilities:</w:t>
+      </w:r>
+    </w:p>
+    <w:p>
+      <w:pPr>
+        <w:numPr>
+          <w:ilvl w:val="0"/>
+          <w:numId w:val="6"/>
+        </w:numPr>
+        <w:rPr>
+          <w:sz w:val="22"/>
+        </w:rPr>
+      </w:pPr>
+      <w:r>
+        <w:rPr>
+          <w:sz w:val="22"/>
+        </w:rPr>
+        <w:t>Print inference results</w:t>
+      </w:r>
+    </w:p>
+    <w:p>
+      <w:pPr>
+        <w:numPr>
+          <w:ilvl w:val="0"/>
+          <w:numId w:val="6"/>
+        </w:numPr>
+        <w:rPr>
+          <w:sz w:val="22"/>
+        </w:rPr>
+      </w:pPr>
+      <w:r>
+        <w:rPr>
+          <w:sz w:val="22"/>
+        </w:rPr>
+        <w:t>Display values on LCD/OLED</w:t>
+      </w:r>
+    </w:p>
+    <w:p>
+      <w:pPr>
+        <w:numPr>
+          <w:ilvl w:val="0"/>
+          <w:numId w:val="6"/>
+        </w:numPr>
+        <w:rPr>
+          <w:sz w:val="22"/>
+        </w:rPr>
+      </w:pPr>
+      <w:r>
+        <w:rPr>
+          <w:sz w:val="22"/>
+        </w:rPr>
+        <w:t>Send data to PC over UART</w:t>
+      </w:r>
+    </w:p>
+    <w:p>
+      <w:pPr>
+        <w:rPr>
+          <w:sz w:val="22"/>
+        </w:rPr>
+      </w:pPr>
+      <w:r>
+        <w:rPr>
+          <w:sz w:val="22"/>
+        </w:rPr>
+        <w:t>Example output:</w:t>
+      </w:r>
+    </w:p>
+    <w:p>
+      <w:pPr>
+        <w:rPr>
+          <w:sz w:val="22"/>
+        </w:rPr>
+      </w:pPr>
+      <w:proofErr w:type="gramStart"/>
+      <w:r>
+        <w:rPr>
+          <w:rFonts w:ascii="Courier New" w:hAnsi="Courier New" w:cs="Courier New"/>
+        </w:rPr>
+        <w:t>Temperature :</w:t>
+      </w:r>
+      <w:proofErr w:type="gramEnd"/>
+      <w:r>
+        <w:rPr>
+          <w:rFonts w:ascii="Courier New" w:hAnsi="Courier New" w:cs="Courier New"/>
+        </w:rPr>
+        <w:t xml:space="preserve"> 32.5°C</w:t>
+      </w:r>
+      <w:r>
+        <w:rPr>
+          <w:rFonts w:ascii="Courier New" w:hAnsi="Courier New" w:cs="Courier New"/>
+        </w:rPr>
+        <w:br/>
+        <w:t xml:space="preserve">Prediction </w:t>
+      </w:r>
+      <w:proofErr w:type="gramStart"/>
+      <w:r>
+        <w:rPr>
+          <w:rFonts w:ascii="Courier New" w:hAnsi="Courier New" w:cs="Courier New"/>
+        </w:rPr>
+        <w:t xml:space="preserve">  :</w:t>
+      </w:r>
+      <w:proofErr w:type="gramEnd"/>
+      <w:r>
+        <w:rPr>
+          <w:rFonts w:ascii="Courier New" w:hAnsi="Courier New" w:cs="Courier New"/>
+        </w:rPr>
+        <w:t xml:space="preserve"> Warm</w:t>
+      </w:r>
+    </w:p>
+    <w:p>
+      <w:pPr>
+        <w:rPr>
+          <w:sz w:val="22"/>
+        </w:rPr>
+      </w:pPr>
+      <w:r>
+        <w:rPr>
+          <w:sz w:val="22"/>
+        </w:rPr>
+        <w:t>Separating printing from inference prevents communication delays from affecting AI execution.</w:t>
+      </w:r>
+    </w:p>
+    <w:p>
+      <w:pPr>
+        <w:rPr>
+          <w:sz w:val="22"/>
+        </w:rPr>
+      </w:pPr>
+      <w:r>
+        <w:rPr>
+          <w:sz w:val="22"/>
+        </w:rPr>
+        <w:pict w14:anchorId="360A4CB4">
+          <v:rect id="_x0000_i1145" style="width:0;height:1.5pt" o:hralign="center" o:hrstd="t" o:hr="t" fillcolor="#a0a0a0" stroked="f"/>
+        </w:pict>
+      </w:r>
+    </w:p>
+    <w:p>
+      <w:pPr>
+        <w:rPr>
+          <w:b/>
+          <w:bCs/>
+          <w:sz w:val="22"/>
+        </w:rPr>
+      </w:pPr>
+      <w:r>
+        <w:rPr>
+          <w:b/>
+          <w:bCs/>
+          <w:sz w:val="22"/>
+        </w:rPr>
+        <w:t>5. Control Task (Optional)</w:t>
+      </w:r>
+    </w:p>
+    <w:p>
+      <w:pPr>
+        <w:rPr>
+          <w:sz w:val="22"/>
+        </w:rPr>
+      </w:pPr>
+      <w:r>
+        <w:rPr>
+          <w:sz w:val="22"/>
+        </w:rPr>
+        <w:t>This task acts on AI results.</w:t>
+      </w:r>
+    </w:p>
+    <w:p>
+      <w:pPr>
+        <w:rPr>
+          <w:sz w:val="22"/>
+        </w:rPr>
+      </w:pPr>
+      <w:r>
+        <w:rPr>
+          <w:sz w:val="22"/>
+        </w:rPr>
+        <w:t>Examples:</w:t>
+      </w:r>
+    </w:p>
+    <w:p>
+      <w:pPr>
+        <w:rPr>
+          <w:sz w:val="22"/>
+        </w:rPr>
+      </w:pPr>
+      <w:r>
+        <w:rPr>
+          <w:sz w:val="22"/>
+        </w:rPr>
+        <w:t>Regression:</w:t>
+      </w:r>
+    </w:p>
+    <w:p>
+      <w:pPr>
+        <w:rPr>
+          <w:sz w:val="22"/>
+        </w:rPr>
+      </w:pPr>
+      <w:r>
+        <w:rPr>
+          <w:rFonts w:ascii="Courier New" w:hAnsi="Courier New" w:cs="Courier New"/>
+        </w:rPr>
+        <w:t>Regression:</w:t>
+      </w:r>
+      <w:r>
+        <w:rPr>
+          <w:rFonts w:ascii="Courier New" w:hAnsi="Courier New" w:cs="Courier New"/>
+        </w:rPr>
+        <w:br/>
+        <w:t>Predicted Speed</w:t>
+      </w:r>
+      <w:r>
+        <w:rPr>
+          <w:rFonts w:ascii="Courier New" w:hAnsi="Courier New" w:cs="Courier New"/>
+        </w:rPr>
+        <w:br/>
+        <w:t>↓</w:t>
+      </w:r>
+      <w:r>
+        <w:rPr>
+          <w:rFonts w:ascii="Courier New" w:hAnsi="Courier New" w:cs="Courier New"/>
+        </w:rPr>
+        <w:br/>
+        <w:t>Adjust PWM</w:t>
+      </w:r>
+      <w:r>
+        <w:rPr>
+          <w:rFonts w:ascii="Courier New" w:hAnsi="Courier New" w:cs="Courier New"/>
+        </w:rPr>
+        <w:br/>
+      </w:r>
+      <w:r>
+        <w:rPr>
+          <w:rFonts w:ascii="Courier New" w:hAnsi="Courier New" w:cs="Courier New"/>
+        </w:rPr>
+        <w:br/>
+        <w:t>Classification:</w:t>
+      </w:r>
+      <w:r>
+        <w:rPr>
+          <w:rFonts w:ascii="Courier New" w:hAnsi="Courier New" w:cs="Courier New"/>
+        </w:rPr>
+        <w:br/>
+        <w:t>Class = Hot</w:t>
+      </w:r>
+      <w:r>
+        <w:rPr>
+          <w:rFonts w:ascii="Courier New" w:hAnsi="Courier New" w:cs="Courier New"/>
+        </w:rPr>
+        <w:br/>
+        <w:t>↓</w:t>
+      </w:r>
+      <w:r>
+        <w:rPr>
+          <w:rFonts w:ascii="Courier New" w:hAnsi="Courier New" w:cs="Courier New"/>
+        </w:rPr>
+        <w:br/>
+        <w:t>Turn Fan ON</w:t>
+      </w:r>
+      <w:r>
+        <w:rPr>
+          <w:rFonts w:ascii="Courier New" w:hAnsi="Courier New" w:cs="Courier New"/>
+        </w:rPr>
+        <w:br/>
+      </w:r>
+      <w:r>
+        <w:rPr>
+          <w:rFonts w:ascii="Courier New" w:hAnsi="Courier New" w:cs="Courier New"/>
+        </w:rPr>
+        <w:br/>
+        <w:t>Forecasting:</w:t>
+      </w:r>
+      <w:r>
+        <w:rPr>
+          <w:rFonts w:ascii="Courier New" w:hAnsi="Courier New" w:cs="Courier New"/>
+        </w:rPr>
+        <w:br/>
+        <w:t>Future Temperature &gt; 45°C</w:t>
+      </w:r>
+      <w:r>
+        <w:rPr>
+          <w:rFonts w:ascii="Courier New" w:hAnsi="Courier New" w:cs="Courier New"/>
+        </w:rPr>
+        <w:br/>
+        <w:t>↓</w:t>
+      </w:r>
+      <w:r>
+        <w:rPr>
+          <w:rFonts w:ascii="Courier New" w:hAnsi="Courier New" w:cs="Courier New"/>
+        </w:rPr>
+        <w:br/>
+        <w:t>Raise Warning</w:t>
+      </w:r>
+      <w:r>
+        <w:rPr>
+          <w:rFonts w:ascii="Courier New" w:hAnsi="Courier New" w:cs="Courier New"/>
+        </w:rPr>
+        <w:br/>
+      </w:r>
+      <w:r>
+        <w:rPr>
+          <w:rFonts w:ascii="Courier New" w:hAnsi="Courier New" w:cs="Courier New"/>
+        </w:rPr>
+        <w:br/>
+        <w:t>Anomaly Detection:</w:t>
+      </w:r>
+      <w:r>
+        <w:rPr>
+          <w:rFonts w:ascii="Courier New" w:hAnsi="Courier New" w:cs="Courier New"/>
+        </w:rPr>
+        <w:br/>
+        <w:t>Error &gt; Threshold</w:t>
+      </w:r>
+      <w:r>
+        <w:rPr>
+          <w:rFonts w:ascii="Courier New" w:hAnsi="Courier New" w:cs="Courier New"/>
+        </w:rPr>
+        <w:br/>
+        <w:t>↓</w:t>
+      </w:r>
+      <w:r>
+        <w:rPr>
+          <w:rFonts w:ascii="Courier New" w:hAnsi="Courier New" w:cs="Courier New"/>
+        </w:rPr>
+        <w:br/>
+        <w:t>Stop Motor</w:t>
+      </w:r>
+    </w:p>
+    <w:p>
+      <w:pPr>
+        <w:rPr>
+          <w:sz w:val="22"/>
+        </w:rPr>
+      </w:pPr>
+      <w:r>
+        <w:rPr>
+          <w:sz w:val="22"/>
+        </w:rPr>
+        <w:pict w14:anchorId="442D69FC">
+          <v:rect id="_x0000_i1146" style="width:0;height:1.5pt" o:hralign="center" o:hrstd="t" o:hr="t" fillcolor="#a0a0a0" stroked="f"/>
+        </w:pict>
+      </w:r>
+    </w:p>
+    <w:p>
+      <w:pPr>
+        <w:rPr>
+          <w:b/>
+          <w:bCs/>
+          <w:sz w:val="22"/>
+        </w:rPr>
+      </w:pPr>
+      <w:r>
+        <w:rPr>
+          <w:b/>
+          <w:bCs/>
+          <w:sz w:val="22"/>
+        </w:rPr>
+        <w:lastRenderedPageBreak/>
+        <w:t>Inter-Task Communication</w:t>
+      </w:r>
+    </w:p>
+    <w:p>
+      <w:pPr>
+        <w:rPr>
+          <w:b/>
+          <w:bCs/>
+          <w:sz w:val="22"/>
+        </w:rPr>
+      </w:pPr>
+      <w:r>
+        <w:rPr>
+          <w:b/>
+          <w:bCs/>
+          <w:sz w:val="22"/>
+        </w:rPr>
+        <w:t>Queues</w:t>
+      </w:r>
+    </w:p>
+    <w:p>
+      <w:pPr>
+        <w:rPr>
+          <w:sz w:val="22"/>
+        </w:rPr>
+      </w:pPr>
+      <w:r>
+        <w:rPr>
+          <w:sz w:val="22"/>
+        </w:rPr>
+        <w:t>Best for passing sensor structures.</w:t>
+      </w:r>
+    </w:p>
+    <w:p>
+      <w:pPr>
+        <w:rPr>
+          <w:sz w:val="22"/>
+        </w:rPr>
+      </w:pPr>
+      <w:r>
+        <w:rPr>
+          <w:rFonts w:ascii="Courier New" w:hAnsi="Courier New" w:cs="Courier New"/>
+        </w:rPr>
+        <w:t>typedef struct</w:t>
+      </w:r>
+      <w:r>
+        <w:rPr>
+          <w:rFonts w:ascii="Courier New" w:hAnsi="Courier New" w:cs="Courier New"/>
+        </w:rPr>
+        <w:br/>
+        <w:t>{</w:t>
+      </w:r>
+      <w:r>
+        <w:rPr>
+          <w:rFonts w:ascii="Courier New" w:hAnsi="Courier New" w:cs="Courier New"/>
+        </w:rPr>
+        <w:br/>
+        <w:t xml:space="preserve">    float temperature;</w:t>
+      </w:r>
+      <w:r>
+        <w:rPr>
+          <w:rFonts w:ascii="Courier New" w:hAnsi="Courier New" w:cs="Courier New"/>
+        </w:rPr>
+        <w:br/>
+        <w:t xml:space="preserve">    float current;</w:t>
+      </w:r>
+      <w:r>
+        <w:rPr>
+          <w:rFonts w:ascii="Courier New" w:hAnsi="Courier New" w:cs="Courier New"/>
+        </w:rPr>
+        <w:br/>
+        <w:t xml:space="preserve">    float vibration;</w:t>
+      </w:r>
+      <w:r>
+        <w:rPr>
+          <w:rFonts w:ascii="Courier New" w:hAnsi="Courier New" w:cs="Courier New"/>
+        </w:rPr>
+        <w:br/>
+        <w:t xml:space="preserve">} </w:t>
+      </w:r>
+      <w:proofErr w:type="spellStart"/>
+      <w:r>
+        <w:rPr>
+          <w:rFonts w:ascii="Courier New" w:hAnsi="Courier New" w:cs="Courier New"/>
+        </w:rPr>
+        <w:t>SensorData</w:t>
+      </w:r>
+      <w:proofErr w:type="spellEnd"/>
+      <w:r>
+        <w:rPr>
+          <w:rFonts w:ascii="Courier New" w:hAnsi="Courier New" w:cs="Courier New"/>
+        </w:rPr>
+        <w:t>;</w:t>
+      </w:r>
+    </w:p>
+    <w:p>
+      <w:pPr>
+        <w:rPr>
+          <w:sz w:val="22"/>
+        </w:rPr>
+      </w:pPr>
+      <w:r>
+        <w:rPr>
+          <w:rFonts w:ascii="Courier New" w:hAnsi="Courier New" w:cs="Courier New"/>
+        </w:rPr>
+        <w:t>+----------------------+</w:t>
+      </w:r>
+      <w:r>
+        <w:rPr>
+          <w:rFonts w:ascii="Courier New" w:hAnsi="Courier New" w:cs="Courier New"/>
+        </w:rPr>
+        <w:br/>
+        <w:t>| Sensor Task          |</w:t>
+      </w:r>
+      <w:r>
+        <w:rPr>
+          <w:rFonts w:ascii="Courier New" w:hAnsi="Courier New" w:cs="Courier New"/>
+        </w:rPr>
+        <w:br/>
+        <w:t>+----------------------+</w:t>
+      </w:r>
+      <w:r>
+        <w:rPr>
+          <w:rFonts w:ascii="Courier New" w:hAnsi="Courier New" w:cs="Courier New"/>
+        </w:rPr>
+        <w:br/>
+        <w:t xml:space="preserve">          │</w:t>
+      </w:r>
+      <w:r>
+        <w:rPr>
+          <w:rFonts w:ascii="Courier New" w:hAnsi="Courier New" w:cs="Courier New"/>
+        </w:rPr>
+        <w:br/>
+        <w:t xml:space="preserve">          ▼</w:t>
+      </w:r>
+      <w:r>
+        <w:rPr>
+          <w:rFonts w:ascii="Courier New" w:hAnsi="Courier New" w:cs="Courier New"/>
+        </w:rPr>
+        <w:br/>
+        <w:t>+----------------------+</w:t>
+      </w:r>
+      <w:r>
+        <w:rPr>
+          <w:rFonts w:ascii="Courier New" w:hAnsi="Courier New" w:cs="Courier New"/>
+        </w:rPr>
+        <w:br/>
+        <w:t>| Queue                |</w:t>
+      </w:r>
+      <w:r>
+        <w:rPr>
+          <w:rFonts w:ascii="Courier New" w:hAnsi="Courier New" w:cs="Courier New"/>
+        </w:rPr>
+        <w:br/>
+        <w:t>+----------------------+</w:t>
+      </w:r>
+      <w:r>
+        <w:rPr>
+          <w:rFonts w:ascii="Courier New" w:hAnsi="Courier New" w:cs="Courier New"/>
+        </w:rPr>
+        <w:br/>
+        <w:t xml:space="preserve">          │</w:t>
+      </w:r>
+      <w:r>
+        <w:rPr>
+          <w:rFonts w:ascii="Courier New" w:hAnsi="Courier New" w:cs="Courier New"/>
+        </w:rPr>
+        <w:br/>
+        <w:t xml:space="preserve">          ▼</w:t>
+      </w:r>
+      <w:r>
+        <w:rPr>
+          <w:rFonts w:ascii="Courier New" w:hAnsi="Courier New" w:cs="Courier New"/>
+        </w:rPr>
+        <w:br/>
+        <w:t>+----------------------+</w:t>
+      </w:r>
+      <w:r>
+        <w:rPr>
+          <w:rFonts w:ascii="Courier New" w:hAnsi="Courier New" w:cs="Courier New"/>
+        </w:rPr>
+        <w:br/>
+        <w:t>| Preprocessing Task   |</w:t>
+      </w:r>
+      <w:r>
+        <w:rPr>
+          <w:rFonts w:ascii="Courier New" w:hAnsi="Courier New" w:cs="Courier New"/>
+        </w:rPr>
+        <w:br/>
+        <w:t>+----------------------+</w:t>
+      </w:r>
+    </w:p>
+    <w:p>
+      <w:pPr>
+        <w:rPr>
+          <w:sz w:val="22"/>
+        </w:rPr>
+      </w:pPr>
+      <w:r>
+        <w:rPr>
+          <w:sz w:val="22"/>
+        </w:rPr>
+        <w:pict w14:anchorId="1D47C529">
+          <v:rect id="_x0000_i1147" style="width:0;height:1.5pt" o:hralign="center" o:hrstd="t" o:hr="t" fillcolor="#a0a0a0" stroked="f"/>
+        </w:pict>
+      </w:r>
+    </w:p>
+    <w:p>
+      <w:pPr>
+        <w:rPr>
+          <w:b/>
+          <w:bCs/>
+          <w:sz w:val="22"/>
+        </w:rPr>
+      </w:pPr>
+      <w:r>
+        <w:rPr>
+          <w:b/>
+          <w:bCs/>
+          <w:sz w:val="22"/>
+        </w:rPr>
+        <w:t>Task Notifications</w:t>
+      </w:r>
+    </w:p>
+    <w:p>
+      <w:pPr>
+        <w:rPr>
+          <w:sz w:val="22"/>
+        </w:rPr>
+      </w:pPr>
+      <w:r>
+        <w:rPr>
+          <w:sz w:val="22"/>
+        </w:rPr>
+        <w:t>Use notifications when only a signal is required.</w:t>
+      </w:r>
+    </w:p>
+    <w:p>
+      <w:pPr>
+        <w:rPr>
+          <w:sz w:val="22"/>
+        </w:rPr>
+      </w:pPr>
+      <w:r>
+        <w:rPr>
+          <w:sz w:val="22"/>
+        </w:rPr>
+        <w:t>Example:</w:t>
+      </w:r>
+    </w:p>
+    <w:p>
+      <w:pPr>
+        <w:rPr>
+          <w:sz w:val="22"/>
+        </w:rPr>
+      </w:pPr>
+      <w:r>
+        <w:rPr>
+          <w:rFonts w:ascii="Courier New" w:hAnsi="Courier New" w:cs="Courier New"/>
+        </w:rPr>
+        <w:t>Preprocessing Complete</w:t>
+      </w:r>
+      <w:r>
+        <w:rPr>
+          <w:rFonts w:ascii="Courier New" w:hAnsi="Courier New" w:cs="Courier New"/>
+        </w:rPr>
+        <w:br/>
+        <w:t>↓</w:t>
+      </w:r>
+      <w:r>
+        <w:rPr>
+          <w:rFonts w:ascii="Courier New" w:hAnsi="Courier New" w:cs="Courier New"/>
+        </w:rPr>
+        <w:br/>
+        <w:t>Notify AI Task</w:t>
+      </w:r>
+    </w:p>
+    <w:p>
+      <w:pPr>
+        <w:rPr>
+          <w:sz w:val="22"/>
+        </w:rPr>
+      </w:pPr>
+      <w:r>
+        <w:rPr>
+          <w:sz w:val="22"/>
+        </w:rPr>
+        <w:t>Notifications are lightweight and efficient.</w:t>
+      </w:r>
+    </w:p>
+    <w:p>
+      <w:pPr>
+        <w:rPr>
+          <w:sz w:val="22"/>
+        </w:rPr>
+      </w:pPr>
+      <w:r>
+        <w:rPr>
+          <w:sz w:val="22"/>
+        </w:rPr>
+        <w:pict w14:anchorId="65637CDA">
+          <v:rect id="_x0000_i1148" style="width:0;height:1.5pt" o:hralign="center" o:hrstd="t" o:hr="t" fillcolor="#a0a0a0" stroked="f"/>
+        </w:pict>
+      </w:r>
+    </w:p>
+    <w:p>
+      <w:pPr>
+        <w:rPr>
+          <w:b/>
+          <w:bCs/>
+          <w:sz w:val="22"/>
+        </w:rPr>
+      </w:pPr>
+      <w:r>
+        <w:rPr>
+          <w:b/>
+          <w:bCs/>
+          <w:sz w:val="22"/>
+        </w:rPr>
+        <w:t>Semaphores</w:t>
+      </w:r>
+    </w:p>
+    <w:p>
+      <w:pPr>
+        <w:rPr>
+          <w:sz w:val="22"/>
+        </w:rPr>
+      </w:pPr>
+      <w:r>
+        <w:rPr>
+          <w:sz w:val="22"/>
+        </w:rPr>
+        <w:t>Use when multiple tasks need access to a shared resource.</w:t>
+      </w:r>
+    </w:p>
+    <w:p>
+      <w:pPr>
+        <w:rPr>
+          <w:sz w:val="22"/>
+        </w:rPr>
+      </w:pPr>
+      <w:r>
+        <w:rPr>
+          <w:sz w:val="22"/>
+        </w:rPr>
+        <w:t>Example:</w:t>
+      </w:r>
+    </w:p>
+    <w:p>
+      <w:pPr>
+        <w:rPr>
+          <w:sz w:val="22"/>
+        </w:rPr>
+      </w:pPr>
+      <w:r>
+        <w:rPr>
+          <w:rFonts w:ascii="Courier New" w:hAnsi="Courier New" w:cs="Courier New"/>
+        </w:rPr>
+        <w:lastRenderedPageBreak/>
+        <w:t>UART</w:t>
+      </w:r>
+      <w:r>
+        <w:rPr>
+          <w:rFonts w:ascii="Courier New" w:hAnsi="Courier New" w:cs="Courier New"/>
+        </w:rPr>
+        <w:br/>
+        <w:t>↓</w:t>
+      </w:r>
+      <w:r>
+        <w:rPr>
+          <w:rFonts w:ascii="Courier New" w:hAnsi="Courier New" w:cs="Courier New"/>
+        </w:rPr>
+        <w:br/>
+        <w:t>Display Task</w:t>
+      </w:r>
+      <w:r>
+        <w:rPr>
+          <w:rFonts w:ascii="Courier New" w:hAnsi="Courier New" w:cs="Courier New"/>
+        </w:rPr>
+        <w:br/>
+        <w:t>↓</w:t>
+      </w:r>
+      <w:r>
+        <w:rPr>
+          <w:rFonts w:ascii="Courier New" w:hAnsi="Courier New" w:cs="Courier New"/>
+        </w:rPr>
+        <w:br/>
+        <w:t>Logging Task</w:t>
+      </w:r>
+    </w:p>
+    <w:p>
+      <w:pPr>
+        <w:rPr>
+          <w:sz w:val="22"/>
+        </w:rPr>
+      </w:pPr>
+      <w:r>
+        <w:rPr>
+          <w:sz w:val="22"/>
+        </w:rPr>
+        <w:t>A mutex can prevent simultaneous UART access.</w:t>
+      </w:r>
+    </w:p>
+    <w:p>
+      <w:pPr>
+        <w:rPr>
+          <w:sz w:val="22"/>
+        </w:rPr>
+      </w:pPr>
+      <w:r>
+        <w:rPr>
+          <w:sz w:val="22"/>
+        </w:rPr>
+        <w:pict w14:anchorId="34B9918F">
+          <v:rect id="_x0000_i1149" style="width:0;height:1.5pt" o:hralign="center" o:hrstd="t" o:hr="t" fillcolor="#a0a0a0" stroked="f"/>
+        </w:pict>
+      </w:r>
+    </w:p>
+    <w:p>
+      <w:pPr>
+        <w:rPr>
+          <w:b/>
+          <w:bCs/>
+          <w:sz w:val="22"/>
+        </w:rPr>
+      </w:pPr>
+      <w:r>
+        <w:rPr>
+          <w:b/>
+          <w:bCs/>
+          <w:sz w:val="22"/>
+        </w:rPr>
+        <w:t xml:space="preserve">Lab-Specific </w:t>
+      </w:r>
+      <w:proofErr w:type="spellStart"/>
+      <w:r>
+        <w:rPr>
+          <w:b/>
+          <w:bCs/>
+          <w:sz w:val="22"/>
+        </w:rPr>
+        <w:t>FreeRTOS</w:t>
+      </w:r>
+      <w:proofErr w:type="spellEnd"/>
+      <w:r>
+        <w:rPr>
+          <w:b/>
+          <w:bCs/>
+          <w:sz w:val="22"/>
+        </w:rPr>
+        <w:t xml:space="preserve"> Architectures</w:t>
+      </w:r>
+    </w:p>
+    <w:p>
+      <w:pPr>
+        <w:rPr>
+          <w:b/>
+          <w:bCs/>
+          <w:sz w:val="22"/>
+        </w:rPr>
+      </w:pPr>
+      <w:r>
+        <w:rPr>
+          <w:b/>
+          <w:bCs/>
+          <w:sz w:val="22"/>
+        </w:rPr>
+        <w:t>Lab 1: Regression</w:t>
+      </w:r>
+    </w:p>
+    <w:p>
+      <w:pPr>
+        <w:rPr>
+          <w:sz w:val="22"/>
+        </w:rPr>
+      </w:pPr>
+      <w:r>
+        <w:rPr>
+          <w:rFonts w:ascii="Courier New" w:hAnsi="Courier New" w:cs="Courier New"/>
+        </w:rPr>
+        <w:t>+-------------+</w:t>
+      </w:r>
+      <w:r>
+        <w:rPr>
+          <w:rFonts w:ascii="Courier New" w:hAnsi="Courier New" w:cs="Courier New"/>
+        </w:rPr>
+        <w:br/>
+        <w:t>| Sensor Task |</w:t>
+      </w:r>
+      <w:r>
+        <w:rPr>
+          <w:rFonts w:ascii="Courier New" w:hAnsi="Courier New" w:cs="Courier New"/>
+        </w:rPr>
+        <w:br/>
+        <w:t>+-------------+</w:t>
+      </w:r>
+      <w:r>
+        <w:rPr>
+          <w:rFonts w:ascii="Courier New" w:hAnsi="Courier New" w:cs="Courier New"/>
+        </w:rPr>
+        <w:br/>
+        <w:t xml:space="preserve">       │</w:t>
+      </w:r>
+      <w:r>
+        <w:rPr>
+          <w:rFonts w:ascii="Courier New" w:hAnsi="Courier New" w:cs="Courier New"/>
+        </w:rPr>
+        <w:br/>
+        <w:t xml:space="preserve">       ▼</w:t>
+      </w:r>
+      <w:r>
+        <w:rPr>
+          <w:rFonts w:ascii="Courier New" w:hAnsi="Courier New" w:cs="Courier New"/>
+        </w:rPr>
+        <w:br/>
+        <w:t>+-------------+</w:t>
+      </w:r>
+      <w:r>
+        <w:rPr>
+          <w:rFonts w:ascii="Courier New" w:hAnsi="Courier New" w:cs="Courier New"/>
+        </w:rPr>
+        <w:br/>
+        <w:t>| AI Task     |</w:t>
+      </w:r>
+      <w:r>
+        <w:rPr>
+          <w:rFonts w:ascii="Courier New" w:hAnsi="Courier New" w:cs="Courier New"/>
+        </w:rPr>
+        <w:br/>
+        <w:t>+-------------+</w:t>
+      </w:r>
+      <w:r>
+        <w:rPr>
+          <w:rFonts w:ascii="Courier New" w:hAnsi="Courier New" w:cs="Courier New"/>
+        </w:rPr>
+        <w:br/>
+        <w:t xml:space="preserve">       │</w:t>
+      </w:r>
+      <w:r>
+        <w:rPr>
+          <w:rFonts w:ascii="Courier New" w:hAnsi="Courier New" w:cs="Courier New"/>
+        </w:rPr>
+        <w:br/>
+        <w:t xml:space="preserve">       ▼</w:t>
+      </w:r>
+      <w:r>
+        <w:rPr>
+          <w:rFonts w:ascii="Courier New" w:hAnsi="Courier New" w:cs="Courier New"/>
+        </w:rPr>
+        <w:br/>
+        <w:t>+-------------+</w:t>
+      </w:r>
+      <w:r>
+        <w:rPr>
+          <w:rFonts w:ascii="Courier New" w:hAnsi="Courier New" w:cs="Courier New"/>
+        </w:rPr>
+        <w:br/>
+        <w:t>| UART Task   |</w:t>
+      </w:r>
+      <w:r>
+        <w:rPr>
+          <w:rFonts w:ascii="Courier New" w:hAnsi="Courier New" w:cs="Courier New"/>
+        </w:rPr>
+        <w:br/>
+        <w:t>+-------------+</w:t>
+      </w:r>
+    </w:p>
+    <w:p>
+      <w:pPr>
+        <w:rPr>
+          <w:sz w:val="22"/>
+        </w:rPr>
+      </w:pPr>
+      <w:r>
+        <w:rPr>
+          <w:sz w:val="22"/>
+        </w:rPr>
+        <w:pict w14:anchorId="4E11F709">
+          <v:rect id="_x0000_i1150" style="width:0;height:1.5pt" o:hralign="center" o:hrstd="t" o:hr="t" fillcolor="#a0a0a0" stroked="f"/>
+        </w:pict>
+      </w:r>
+    </w:p>
+    <w:p>
+      <w:pPr>
+        <w:rPr>
+          <w:b/>
+          <w:bCs/>
+          <w:sz w:val="22"/>
+        </w:rPr>
+      </w:pPr>
+      <w:r>
+        <w:rPr>
+          <w:b/>
+          <w:bCs/>
+          <w:sz w:val="22"/>
+        </w:rPr>
+        <w:t>Lab 2: Temperature Classification</w:t>
+      </w:r>
+    </w:p>
+    <w:p>
+      <w:pPr>
+        <w:rPr>
+          <w:sz w:val="22"/>
+        </w:rPr>
+      </w:pPr>
+      <w:r>
+        <w:rPr>
+          <w:rFonts w:ascii="Courier New" w:hAnsi="Courier New" w:cs="Courier New"/>
+        </w:rPr>
+        <w:t>+--------------------+</w:t>
+      </w:r>
+      <w:r>
+        <w:rPr>
+          <w:rFonts w:ascii="Courier New" w:hAnsi="Courier New" w:cs="Courier New"/>
+        </w:rPr>
+        <w:br/>
+        <w:t>| DHT22 Task         |</w:t>
+      </w:r>
+      <w:r>
+        <w:rPr>
+          <w:rFonts w:ascii="Courier New" w:hAnsi="Courier New" w:cs="Courier New"/>
+        </w:rPr>
+        <w:br/>
+        <w:t>+--------------------+</w:t>
+      </w:r>
+      <w:r>
+        <w:rPr>
+          <w:rFonts w:ascii="Courier New" w:hAnsi="Courier New" w:cs="Courier New"/>
+        </w:rPr>
+        <w:br/>
+        <w:t xml:space="preserve">          │</w:t>
+      </w:r>
+      <w:r>
+        <w:rPr>
+          <w:rFonts w:ascii="Courier New" w:hAnsi="Courier New" w:cs="Courier New"/>
+        </w:rPr>
+        <w:br/>
+        <w:t xml:space="preserve">          ▼</w:t>
+      </w:r>
+      <w:r>
+        <w:rPr>
+          <w:rFonts w:ascii="Courier New" w:hAnsi="Courier New" w:cs="Courier New"/>
+        </w:rPr>
+        <w:br/>
+        <w:t>+--------------------+</w:t>
+      </w:r>
+      <w:r>
+        <w:rPr>
+          <w:rFonts w:ascii="Courier New" w:hAnsi="Courier New" w:cs="Courier New"/>
+        </w:rPr>
+        <w:br/>
+        <w:t>| Normalization Task |</w:t>
+      </w:r>
+      <w:r>
+        <w:rPr>
+          <w:rFonts w:ascii="Courier New" w:hAnsi="Courier New" w:cs="Courier New"/>
+        </w:rPr>
+        <w:br/>
+        <w:t>+--------------------+</w:t>
+      </w:r>
+      <w:r>
+        <w:rPr>
+          <w:rFonts w:ascii="Courier New" w:hAnsi="Courier New" w:cs="Courier New"/>
+        </w:rPr>
+        <w:br/>
+        <w:t xml:space="preserve">          │</w:t>
+      </w:r>
+      <w:r>
+        <w:rPr>
+          <w:rFonts w:ascii="Courier New" w:hAnsi="Courier New" w:cs="Courier New"/>
+        </w:rPr>
+        <w:br/>
+        <w:t xml:space="preserve">          ▼</w:t>
+      </w:r>
+      <w:r>
+        <w:rPr>
+          <w:rFonts w:ascii="Courier New" w:hAnsi="Courier New" w:cs="Courier New"/>
+        </w:rPr>
+        <w:br/>
+        <w:t>+--------------------+</w:t>
+      </w:r>
+      <w:r>
+        <w:rPr>
+          <w:rFonts w:ascii="Courier New" w:hAnsi="Courier New" w:cs="Courier New"/>
+        </w:rPr>
+        <w:br/>
+        <w:t>| AI Task            |</w:t>
+      </w:r>
+      <w:r>
+        <w:rPr>
+          <w:rFonts w:ascii="Courier New" w:hAnsi="Courier New" w:cs="Courier New"/>
+        </w:rPr>
+        <w:br/>
+        <w:t>+--------------------+</w:t>
+      </w:r>
+      <w:r>
+        <w:rPr>
+          <w:rFonts w:ascii="Courier New" w:hAnsi="Courier New" w:cs="Courier New"/>
+        </w:rPr>
+        <w:br/>
+      </w:r>
+      <w:r>
+        <w:rPr>
+          <w:rFonts w:ascii="Courier New" w:hAnsi="Courier New" w:cs="Courier New"/>
+        </w:rPr>
+        <w:lastRenderedPageBreak/>
+        <w:t xml:space="preserve">          │</w:t>
+      </w:r>
+      <w:r>
+        <w:rPr>
+          <w:rFonts w:ascii="Courier New" w:hAnsi="Courier New" w:cs="Courier New"/>
+        </w:rPr>
+        <w:br/>
+        <w:t xml:space="preserve">          ▼</w:t>
+      </w:r>
+      <w:r>
+        <w:rPr>
+          <w:rFonts w:ascii="Courier New" w:hAnsi="Courier New" w:cs="Courier New"/>
+        </w:rPr>
+        <w:br/>
+        <w:t>+--------------------+</w:t>
+      </w:r>
+      <w:r>
+        <w:rPr>
+          <w:rFonts w:ascii="Courier New" w:hAnsi="Courier New" w:cs="Courier New"/>
+        </w:rPr>
+        <w:br/>
+        <w:t>| Display Task       |</w:t>
+      </w:r>
+      <w:r>
+        <w:rPr>
+          <w:rFonts w:ascii="Courier New" w:hAnsi="Courier New" w:cs="Courier New"/>
+        </w:rPr>
+        <w:br/>
+        <w:t>+--------------------+</w:t>
+      </w:r>
+    </w:p>
+    <w:p>
+      <w:pPr>
+        <w:rPr>
+          <w:sz w:val="22"/>
+        </w:rPr>
+      </w:pPr>
+      <w:r>
+        <w:rPr>
+          <w:sz w:val="22"/>
+        </w:rPr>
+        <w:pict w14:anchorId="223EF72D">
+          <v:rect id="_x0000_i1151" style="width:0;height:1.5pt" o:hralign="center" o:hrstd="t" o:hr="t" fillcolor="#a0a0a0" stroked="f"/>
+        </w:pict>
+      </w:r>
+    </w:p>
+    <w:p>
+      <w:pPr>
+        <w:rPr>
+          <w:b/>
+          <w:bCs/>
+          <w:sz w:val="22"/>
+        </w:rPr>
+      </w:pPr>
+      <w:r>
+        <w:rPr>
+          <w:b/>
+          <w:bCs/>
+          <w:sz w:val="22"/>
+        </w:rPr>
+        <w:t>Lab 3: Sensor Forecasting</w:t>
+      </w:r>
+    </w:p>
+    <w:p>
+      <w:pPr>
+        <w:rPr>
+          <w:sz w:val="22"/>
+        </w:rPr>
+      </w:pPr>
+      <w:r>
+        <w:rPr>
+          <w:rFonts w:ascii="Courier New" w:hAnsi="Courier New" w:cs="Courier New"/>
+        </w:rPr>
+        <w:t>+---------------------+</w:t>
+      </w:r>
+      <w:r>
+        <w:rPr>
+          <w:rFonts w:ascii="Courier New" w:hAnsi="Courier New" w:cs="Courier New"/>
+        </w:rPr>
+        <w:br/>
+        <w:t>| Temperature Task    |</w:t>
+      </w:r>
+      <w:r>
+        <w:rPr>
+          <w:rFonts w:ascii="Courier New" w:hAnsi="Courier New" w:cs="Courier New"/>
+        </w:rPr>
+        <w:br/>
+        <w:t>+---------------------+</w:t>
+      </w:r>
+      <w:r>
+        <w:rPr>
+          <w:rFonts w:ascii="Courier New" w:hAnsi="Courier New" w:cs="Courier New"/>
+        </w:rPr>
+        <w:br/>
+        <w:t xml:space="preserve">           │</w:t>
+      </w:r>
+      <w:r>
+        <w:rPr>
+          <w:rFonts w:ascii="Courier New" w:hAnsi="Courier New" w:cs="Courier New"/>
+        </w:rPr>
+        <w:br/>
+        <w:t xml:space="preserve">           ▼</w:t>
+      </w:r>
+      <w:r>
+        <w:rPr>
+          <w:rFonts w:ascii="Courier New" w:hAnsi="Courier New" w:cs="Courier New"/>
+        </w:rPr>
+        <w:br/>
+        <w:t>+---------------------+</w:t>
+      </w:r>
+      <w:r>
+        <w:rPr>
+          <w:rFonts w:ascii="Courier New" w:hAnsi="Courier New" w:cs="Courier New"/>
+        </w:rPr>
+        <w:br/>
+        <w:t>| Sliding Window Task |</w:t>
+      </w:r>
+      <w:r>
+        <w:rPr>
+          <w:rFonts w:ascii="Courier New" w:hAnsi="Courier New" w:cs="Courier New"/>
+        </w:rPr>
+        <w:br/>
+        <w:t>+---------------------+</w:t>
+      </w:r>
+      <w:r>
+        <w:rPr>
+          <w:rFonts w:ascii="Courier New" w:hAnsi="Courier New" w:cs="Courier New"/>
+        </w:rPr>
+        <w:br/>
+        <w:t xml:space="preserve">           │</w:t>
+      </w:r>
+      <w:r>
+        <w:rPr>
+          <w:rFonts w:ascii="Courier New" w:hAnsi="Courier New" w:cs="Courier New"/>
+        </w:rPr>
+        <w:br/>
+        <w:t xml:space="preserve">           ▼</w:t>
+      </w:r>
+      <w:r>
+        <w:rPr>
+          <w:rFonts w:ascii="Courier New" w:hAnsi="Courier New" w:cs="Courier New"/>
+        </w:rPr>
+        <w:br/>
+        <w:t>+---------------------+</w:t>
+      </w:r>
+      <w:r>
+        <w:rPr>
+          <w:rFonts w:ascii="Courier New" w:hAnsi="Courier New" w:cs="Courier New"/>
+        </w:rPr>
+        <w:br/>
+        <w:t>| Forecast AI Task    |</w:t>
+      </w:r>
+      <w:r>
+        <w:rPr>
+          <w:rFonts w:ascii="Courier New" w:hAnsi="Courier New" w:cs="Courier New"/>
+        </w:rPr>
+        <w:br/>
+        <w:t>+---------------------+</w:t>
+      </w:r>
+      <w:r>
+        <w:rPr>
+          <w:rFonts w:ascii="Courier New" w:hAnsi="Courier New" w:cs="Courier New"/>
+        </w:rPr>
+        <w:br/>
+        <w:t xml:space="preserve">           │</w:t>
+      </w:r>
+      <w:r>
+        <w:rPr>
+          <w:rFonts w:ascii="Courier New" w:hAnsi="Courier New" w:cs="Courier New"/>
+        </w:rPr>
+        <w:br/>
+        <w:t xml:space="preserve">           ▼</w:t>
+      </w:r>
+      <w:r>
+        <w:rPr>
+          <w:rFonts w:ascii="Courier New" w:hAnsi="Courier New" w:cs="Courier New"/>
+        </w:rPr>
+        <w:br/>
+        <w:t>+---------------------+</w:t>
+      </w:r>
+      <w:r>
+        <w:rPr>
+          <w:rFonts w:ascii="Courier New" w:hAnsi="Courier New" w:cs="Courier New"/>
+        </w:rPr>
+        <w:br/>
+        <w:t>| UART Task           |</w:t>
+      </w:r>
+      <w:r>
+        <w:rPr>
+          <w:rFonts w:ascii="Courier New" w:hAnsi="Courier New" w:cs="Courier New"/>
+        </w:rPr>
+        <w:br/>
+        <w:t>+---------------------+</w:t>
+      </w:r>
+    </w:p>
+    <w:p>
+      <w:pPr>
+        <w:rPr>
+          <w:sz w:val="22"/>
+        </w:rPr>
+      </w:pPr>
+      <w:r>
+        <w:rPr>
+          <w:sz w:val="22"/>
+        </w:rPr>
+        <w:t>The preprocessing task maintains the last five sensor readings before notifying the AI task.</w:t>
+      </w:r>
+    </w:p>
+    <w:p>
+      <w:pPr>
+        <w:rPr>
+          <w:sz w:val="22"/>
+        </w:rPr>
+      </w:pPr>
+      <w:r>
+        <w:rPr>
+          <w:sz w:val="22"/>
+        </w:rPr>
+        <w:pict w14:anchorId="649D4A32">
+          <v:rect id="_x0000_i1152" style="width:0;height:1.5pt" o:hralign="center" o:hrstd="t" o:hr="t" fillcolor="#a0a0a0" stroked="f"/>
+        </w:pict>
+      </w:r>
+    </w:p>
+    <w:p>
+      <w:pPr>
+        <w:rPr>
+          <w:b/>
+          <w:bCs/>
+          <w:sz w:val="22"/>
+        </w:rPr>
+      </w:pPr>
+      <w:r>
+        <w:rPr>
+          <w:b/>
+          <w:bCs/>
+          <w:sz w:val="22"/>
+        </w:rPr>
+        <w:t>Lab 4: Autoencoder</w:t>
+      </w:r>
+    </w:p>
+    <w:p>
+      <w:pPr>
+        <w:rPr>
+          <w:sz w:val="22"/>
+        </w:rPr>
+      </w:pPr>
+      <w:r>
+        <w:rPr>
+          <w:rFonts w:ascii="Courier New" w:hAnsi="Courier New" w:cs="Courier New"/>
+        </w:rPr>
+        <w:t>+--------------------+</w:t>
+      </w:r>
+      <w:r>
+        <w:rPr>
+          <w:rFonts w:ascii="Courier New" w:hAnsi="Courier New" w:cs="Courier New"/>
+        </w:rPr>
+        <w:br/>
+        <w:t>| Current Task       |</w:t>
+      </w:r>
+      <w:r>
+        <w:rPr>
+          <w:rFonts w:ascii="Courier New" w:hAnsi="Courier New" w:cs="Courier New"/>
+        </w:rPr>
+        <w:br/>
+        <w:t>+--------------------+</w:t>
+      </w:r>
+      <w:r>
+        <w:rPr>
+          <w:rFonts w:ascii="Courier New" w:hAnsi="Courier New" w:cs="Courier New"/>
+        </w:rPr>
+        <w:br/>
+        <w:t xml:space="preserve">          │</w:t>
+      </w:r>
+      <w:r>
+        <w:rPr>
+          <w:rFonts w:ascii="Courier New" w:hAnsi="Courier New" w:cs="Courier New"/>
+        </w:rPr>
+        <w:br/>
+        <w:t xml:space="preserve">          ▼</w:t>
+      </w:r>
+      <w:r>
+        <w:rPr>
+          <w:rFonts w:ascii="Courier New" w:hAnsi="Courier New" w:cs="Courier New"/>
+        </w:rPr>
+        <w:br/>
+        <w:t>+--------------------+</w:t>
+      </w:r>
+      <w:r>
+        <w:rPr>
+          <w:rFonts w:ascii="Courier New" w:hAnsi="Courier New" w:cs="Courier New"/>
+        </w:rPr>
+        <w:br/>
+        <w:t>| Vibration Task     |</w:t>
+      </w:r>
+      <w:r>
+        <w:rPr>
+          <w:rFonts w:ascii="Courier New" w:hAnsi="Courier New" w:cs="Courier New"/>
+        </w:rPr>
+        <w:br/>
+        <w:t>+--------------------+</w:t>
+      </w:r>
+      <w:r>
+        <w:rPr>
+          <w:rFonts w:ascii="Courier New" w:hAnsi="Courier New" w:cs="Courier New"/>
+        </w:rPr>
+        <w:br/>
+        <w:t xml:space="preserve">          │</w:t>
+      </w:r>
+      <w:r>
+        <w:rPr>
+          <w:rFonts w:ascii="Courier New" w:hAnsi="Courier New" w:cs="Courier New"/>
+        </w:rPr>
+        <w:br/>
+      </w:r>
+      <w:r>
+        <w:rPr>
+          <w:rFonts w:ascii="Courier New" w:hAnsi="Courier New" w:cs="Courier New"/>
+        </w:rPr>
+        <w:lastRenderedPageBreak/>
+        <w:t xml:space="preserve">          ▼</w:t>
+      </w:r>
+      <w:r>
+        <w:rPr>
+          <w:rFonts w:ascii="Courier New" w:hAnsi="Courier New" w:cs="Courier New"/>
+        </w:rPr>
+        <w:br/>
+        <w:t>+--------------------+</w:t>
+      </w:r>
+      <w:r>
+        <w:rPr>
+          <w:rFonts w:ascii="Courier New" w:hAnsi="Courier New" w:cs="Courier New"/>
+        </w:rPr>
+        <w:br/>
+        <w:t>| Normalization Task |</w:t>
+      </w:r>
+      <w:r>
+        <w:rPr>
+          <w:rFonts w:ascii="Courier New" w:hAnsi="Courier New" w:cs="Courier New"/>
+        </w:rPr>
+        <w:br/>
+        <w:t>+--------------------+</w:t>
+      </w:r>
+      <w:r>
+        <w:rPr>
+          <w:rFonts w:ascii="Courier New" w:hAnsi="Courier New" w:cs="Courier New"/>
+        </w:rPr>
+        <w:br/>
+        <w:t xml:space="preserve">          │</w:t>
+      </w:r>
+      <w:r>
+        <w:rPr>
+          <w:rFonts w:ascii="Courier New" w:hAnsi="Courier New" w:cs="Courier New"/>
+        </w:rPr>
+        <w:br/>
+        <w:t xml:space="preserve">          ▼</w:t>
+      </w:r>
+      <w:r>
+        <w:rPr>
+          <w:rFonts w:ascii="Courier New" w:hAnsi="Courier New" w:cs="Courier New"/>
+        </w:rPr>
+        <w:br/>
+        <w:t>+--------------------+</w:t>
+      </w:r>
+      <w:r>
+        <w:rPr>
+          <w:rFonts w:ascii="Courier New" w:hAnsi="Courier New" w:cs="Courier New"/>
+        </w:rPr>
+        <w:br/>
+        <w:t>| AI Task            |</w:t>
+      </w:r>
+      <w:r>
+        <w:rPr>
+          <w:rFonts w:ascii="Courier New" w:hAnsi="Courier New" w:cs="Courier New"/>
+        </w:rPr>
+        <w:br/>
+        <w:t>+--------------------+</w:t>
+      </w:r>
+      <w:r>
+        <w:rPr>
+          <w:rFonts w:ascii="Courier New" w:hAnsi="Courier New" w:cs="Courier New"/>
+        </w:rPr>
+        <w:br/>
+        <w:t xml:space="preserve">          │</w:t>
+      </w:r>
+      <w:r>
+        <w:rPr>
+          <w:rFonts w:ascii="Courier New" w:hAnsi="Courier New" w:cs="Courier New"/>
+        </w:rPr>
+        <w:br/>
+        <w:t xml:space="preserve">          ▼</w:t>
+      </w:r>
+      <w:r>
+        <w:rPr>
+          <w:rFonts w:ascii="Courier New" w:hAnsi="Courier New" w:cs="Courier New"/>
+        </w:rPr>
+        <w:br/>
+        <w:t>+--------------------+</w:t>
+      </w:r>
+      <w:r>
+        <w:rPr>
+          <w:rFonts w:ascii="Courier New" w:hAnsi="Courier New" w:cs="Courier New"/>
+        </w:rPr>
+        <w:br/>
+        <w:t>| Error Calculation  |</w:t>
+      </w:r>
+      <w:r>
+        <w:rPr>
+          <w:rFonts w:ascii="Courier New" w:hAnsi="Courier New" w:cs="Courier New"/>
+        </w:rPr>
+        <w:br/>
+        <w:t>+--------------------+</w:t>
+      </w:r>
+      <w:r>
+        <w:rPr>
+          <w:rFonts w:ascii="Courier New" w:hAnsi="Courier New" w:cs="Courier New"/>
+        </w:rPr>
+        <w:br/>
+        <w:t xml:space="preserve">          │</w:t>
+      </w:r>
+      <w:r>
+        <w:rPr>
+          <w:rFonts w:ascii="Courier New" w:hAnsi="Courier New" w:cs="Courier New"/>
+        </w:rPr>
+        <w:br/>
+        <w:t xml:space="preserve">          ▼</w:t>
+      </w:r>
+      <w:r>
+        <w:rPr>
+          <w:rFonts w:ascii="Courier New" w:hAnsi="Courier New" w:cs="Courier New"/>
+        </w:rPr>
+        <w:br/>
+        <w:t>+--------------------+</w:t>
+      </w:r>
+      <w:r>
+        <w:rPr>
+          <w:rFonts w:ascii="Courier New" w:hAnsi="Courier New" w:cs="Courier New"/>
+        </w:rPr>
+        <w:br/>
+        <w:t>| Threshold Check    |</w:t>
+      </w:r>
+      <w:r>
+        <w:rPr>
+          <w:rFonts w:ascii="Courier New" w:hAnsi="Courier New" w:cs="Courier New"/>
+        </w:rPr>
+        <w:br/>
+        <w:t>+--------------------+</w:t>
+      </w:r>
+      <w:r>
+        <w:rPr>
+          <w:rFonts w:ascii="Courier New" w:hAnsi="Courier New" w:cs="Courier New"/>
+        </w:rPr>
+        <w:br/>
+        <w:t xml:space="preserve">          │</w:t>
+      </w:r>
+      <w:r>
+        <w:rPr>
+          <w:rFonts w:ascii="Courier New" w:hAnsi="Courier New" w:cs="Courier New"/>
+        </w:rPr>
+        <w:br/>
+        <w:t xml:space="preserve">          ▼</w:t>
+      </w:r>
+      <w:r>
+        <w:rPr>
+          <w:rFonts w:ascii="Courier New" w:hAnsi="Courier New" w:cs="Courier New"/>
+        </w:rPr>
+        <w:br/>
+        <w:t>+--------------------+</w:t>
+      </w:r>
+      <w:r>
+        <w:rPr>
+          <w:rFonts w:ascii="Courier New" w:hAnsi="Courier New" w:cs="Courier New"/>
+        </w:rPr>
+        <w:br/>
+        <w:t>| Alarm Task         |</w:t>
+      </w:r>
+      <w:r>
+        <w:rPr>
+          <w:rFonts w:ascii="Courier New" w:hAnsi="Courier New" w:cs="Courier New"/>
+        </w:rPr>
+        <w:br/>
+        <w:t>+--------------------+</w:t>
+      </w:r>
+    </w:p>
+    <w:p>
+      <w:pPr>
+        <w:rPr>
+          <w:sz w:val="22"/>
+        </w:rPr>
+      </w:pPr>
+      <w:r>
+        <w:rPr>
+          <w:sz w:val="22"/>
+        </w:rPr>
+        <w:t>The AI task returns reconstructed values, and the application computes the reconstruction error before deciding whether to trigger an alarm.</w:t>
+      </w:r>
+    </w:p>
+    <w:p>
+      <w:pPr>
+        <w:rPr>
+          <w:sz w:val="22"/>
+        </w:rPr>
+      </w:pPr>
+      <w:r>
+        <w:rPr>
+          <w:sz w:val="22"/>
+        </w:rPr>
+        <w:pict w14:anchorId="013439A2">
+          <v:rect id="_x0000_i1153" style="width:0;height:1.5pt" o:hralign="center" o:hrstd="t" o:hr="t" fillcolor="#a0a0a0" stroked="f"/>
+        </w:pict>
+      </w:r>
+    </w:p>
+    <w:p>
+      <w:pPr>
+        <w:rPr>
+          <w:b/>
+          <w:bCs/>
+          <w:sz w:val="22"/>
+        </w:rPr>
+      </w:pPr>
+      <w:r>
+        <w:rPr>
+          <w:b/>
+          <w:bCs/>
+          <w:sz w:val="22"/>
+        </w:rPr>
+        <w:t>Suggested Task Priorities</w:t>
+      </w:r>
+    </w:p>
+    <w:tbl>
+      <w:tblPr>
+        <w:tblW w:w="0" w:type="auto"/>
+        <w:tblCellSpacing w:w="15" w:type="dxa"/>
+        <w:tblCellMar>
+          <w:top w:w="15" w:type="dxa"/>
+          <w:left w:w="15" w:type="dxa"/>
+          <w:bottom w:w="15" w:type="dxa"/>
+          <w:right w:w="15" w:type="dxa"/>
+        </w:tblCellMar>
+        <w:tblLook w:val="04A0" w:firstRow="1" w:lastRow="0" w:firstColumn="1" w:lastColumn="0" w:noHBand="0" w:noVBand="1"/>
+      </w:tblPr>
+      <w:tblGrid>
+        <w:gridCol w:w="1914"/>
+        <w:gridCol w:w="1363"/>
+      </w:tblGrid>
+      <w:tr>
+        <w:trPr>
+          <w:tblHeader/>
+          <w:tblCellSpacing w:w="15" w:type="dxa"/>
+        </w:trPr>
+        <w:tc>
+          <w:tcPr>
+            <w:tcW w:w="0" w:type="auto"/>
+            <w:vAlign w:val="center"/>
+            <w:hideMark/>
+          </w:tcPr>
+          <w:p>
+            <w:pPr>
+              <w:rPr>
+                <w:b/>
+                <w:bCs/>
+                <w:sz w:val="22"/>
+              </w:rPr>
+            </w:pPr>
+            <w:r>
+              <w:rPr>
+                <w:b/>
+                <w:bCs/>
+                <w:sz w:val="22"/>
+              </w:rPr>
+              <w:t>Task</w:t>
+            </w:r>
+          </w:p>
+        </w:tc>
+        <w:tc>
+          <w:tcPr>
+            <w:tcW w:w="0" w:type="auto"/>
+            <w:vAlign w:val="center"/>
+            <w:hideMark/>
+          </w:tcPr>
+          <w:p>
+            <w:pPr>
+              <w:rPr>
+                <w:b/>
+                <w:bCs/>
+                <w:sz w:val="22"/>
+              </w:rPr>
+            </w:pPr>
+            <w:r>
+              <w:rPr>
+                <w:b/>
+                <w:bCs/>
+                <w:sz w:val="22"/>
+              </w:rPr>
+              <w:t>Priority</w:t>
+            </w:r>
+          </w:p>
+        </w:tc>
+      </w:tr>
+      <w:tr>
+        <w:trPr>
+          <w:tblCellSpacing w:w="15" w:type="dxa"/>
+        </w:trPr>
+        <w:tc>
+          <w:tcPr>
+            <w:tcW w:w="0" w:type="auto"/>
+            <w:vAlign w:val="center"/>
+            <w:hideMark/>
+          </w:tcPr>
+          <w:p>
+            <w:pPr>
+              <w:rPr>
+                <w:sz w:val="22"/>
+              </w:rPr>
+            </w:pPr>
+            <w:r>
+              <w:rPr>
+                <w:sz w:val="22"/>
+              </w:rPr>
+              <w:t>Sensor Task</w:t>
+            </w:r>
+          </w:p>
+        </w:tc>
+        <w:tc>
+          <w:tcPr>
+            <w:tcW w:w="0" w:type="auto"/>
+            <w:vAlign w:val="center"/>
+            <w:hideMark/>
+          </w:tcPr>
+          <w:p>
+            <w:pPr>
+              <w:rPr>
+                <w:sz w:val="22"/>
+              </w:rPr>
+            </w:pPr>
+            <w:r>
+              <w:rPr>
+                <w:sz w:val="22"/>
+              </w:rPr>
+              <w:t>High</w:t>
+            </w:r>
+          </w:p>
+        </w:tc>
+      </w:tr>
+      <w:tr>
+        <w:trPr>
+          <w:tblCellSpacing w:w="15" w:type="dxa"/>
+        </w:trPr>
+        <w:tc>
+          <w:tcPr>
+            <w:tcW w:w="0" w:type="auto"/>
+            <w:vAlign w:val="center"/>
+            <w:hideMark/>
+          </w:tcPr>
+          <w:p>
+            <w:pPr>
+              <w:rPr>
+                <w:sz w:val="22"/>
+              </w:rPr>
+            </w:pPr>
+            <w:r>
+              <w:rPr>
+                <w:sz w:val="22"/>
+              </w:rPr>
+              <w:t>Preprocessing Task</w:t>
+            </w:r>
+          </w:p>
+        </w:tc>
+        <w:tc>
+          <w:tcPr>
+            <w:tcW w:w="0" w:type="auto"/>
+            <w:vAlign w:val="center"/>
+            <w:hideMark/>
+          </w:tcPr>
+          <w:p>
+            <w:pPr>
+              <w:rPr>
+                <w:sz w:val="22"/>
+              </w:rPr>
+            </w:pPr>
+            <w:r>
+              <w:rPr>
+                <w:sz w:val="22"/>
+              </w:rPr>
+              <w:t>High</w:t>
+            </w:r>
+          </w:p>
+        </w:tc>
+      </w:tr>
+      <w:tr>
+        <w:trPr>
+          <w:tblCellSpacing w:w="15" w:type="dxa"/>
+        </w:trPr>
+        <w:tc>
+          <w:tcPr>
+            <w:tcW w:w="0" w:type="auto"/>
+            <w:vAlign w:val="center"/>
+            <w:hideMark/>
+          </w:tcPr>
+          <w:p>
+            <w:pPr>
+              <w:rPr>
+                <w:sz w:val="22"/>
+              </w:rPr>
+            </w:pPr>
+            <w:r>
+              <w:rPr>
+                <w:sz w:val="22"/>
+              </w:rPr>
+              <w:t>AI Task</w:t>
+            </w:r>
+          </w:p>
+        </w:tc>
+        <w:tc>
+          <w:tcPr>
+            <w:tcW w:w="0" w:type="auto"/>
+            <w:vAlign w:val="center"/>
+            <w:hideMark/>
+          </w:tcPr>
+          <w:p>
+            <w:pPr>
+              <w:rPr>
+                <w:sz w:val="22"/>
+              </w:rPr>
+            </w:pPr>
+            <w:r>
+              <w:rPr>
+                <w:sz w:val="22"/>
+              </w:rPr>
+              <w:t>Medium-High</w:t>
+            </w:r>
+          </w:p>
+        </w:tc>
+      </w:tr>
+      <w:tr>
+        <w:trPr>
+          <w:tblCellSpacing w:w="15" w:type="dxa"/>
+        </w:trPr>
+        <w:tc>
+          <w:tcPr>
+            <w:tcW w:w="0" w:type="auto"/>
+            <w:vAlign w:val="center"/>
+            <w:hideMark/>
+          </w:tcPr>
+          <w:p>
+            <w:pPr>
+              <w:rPr>
+                <w:sz w:val="22"/>
+              </w:rPr>
+            </w:pPr>
+            <w:r>
+              <w:rPr>
+                <w:sz w:val="22"/>
+              </w:rPr>
+              <w:t>Control Task</w:t>
+            </w:r>
+          </w:p>
+        </w:tc>
+        <w:tc>
+          <w:tcPr>
+            <w:tcW w:w="0" w:type="auto"/>
+            <w:vAlign w:val="center"/>
+            <w:hideMark/>
+          </w:tcPr>
+          <w:p>
+            <w:pPr>
+              <w:rPr>
+                <w:sz w:val="22"/>
+              </w:rPr>
+            </w:pPr>
+            <w:r>
+              <w:rPr>
+                <w:sz w:val="22"/>
+              </w:rPr>
+              <w:t>Medium</w:t>
+            </w:r>
+          </w:p>
+        </w:tc>
+      </w:tr>
+      <w:tr>
+        <w:trPr>
+          <w:tblCellSpacing w:w="15" w:type="dxa"/>
+        </w:trPr>
+        <w:tc>
+          <w:tcPr>
+            <w:tcW w:w="0" w:type="auto"/>
+            <w:vAlign w:val="center"/>
+            <w:hideMark/>
+          </w:tcPr>
+          <w:p>
+            <w:pPr>
+              <w:rPr>
+                <w:sz w:val="22"/>
+              </w:rPr>
+            </w:pPr>
+            <w:r>
+              <w:rPr>
+                <w:sz w:val="22"/>
+              </w:rPr>
+              <w:t>UART/Display Task</w:t>
+            </w:r>
+          </w:p>
+        </w:tc>
+        <w:tc>
+          <w:tcPr>
+            <w:tcW w:w="0" w:type="auto"/>
+            <w:vAlign w:val="center"/>
+            <w:hideMark/>
+          </w:tcPr>
+          <w:p>
+            <w:pPr>
+              <w:rPr>
+                <w:sz w:val="22"/>
+              </w:rPr>
+            </w:pPr>
+            <w:r>
+              <w:rPr>
+                <w:sz w:val="22"/>
+              </w:rPr>
+              <w:t>Low</w:t>
+            </w:r>
+          </w:p>
+        </w:tc>
+      </w:tr>
+      <w:tr>
+        <w:trPr>
+          <w:tblCellSpacing w:w="15" w:type="dxa"/>
+        </w:trPr>
+        <w:tc>
+          <w:tcPr>
+            <w:tcW w:w="0" w:type="auto"/>
+            <w:vAlign w:val="center"/>
+            <w:hideMark/>
+          </w:tcPr>
+          <w:p>
+            <w:pPr>
+              <w:rPr>
+                <w:sz w:val="22"/>
+              </w:rPr>
+            </w:pPr>
+            <w:r>
+              <w:rPr>
+                <w:sz w:val="22"/>
+              </w:rPr>
+              <w:lastRenderedPageBreak/>
+              <w:t>Idle Task</w:t>
+            </w:r>
+          </w:p>
+        </w:tc>
+        <w:tc>
+          <w:tcPr>
+            <w:tcW w:w="0" w:type="auto"/>
+            <w:vAlign w:val="center"/>
+            <w:hideMark/>
+          </w:tcPr>
+          <w:p>
+            <w:pPr>
+              <w:rPr>
+                <w:sz w:val="22"/>
+              </w:rPr>
+            </w:pPr>
+            <w:r>
+              <w:rPr>
+                <w:sz w:val="22"/>
+              </w:rPr>
+              <w:t>Lowest</w:t>
+            </w:r>
+          </w:p>
+        </w:tc>
+      </w:tr>
+    </w:tbl>
+    <w:p>
+      <w:pPr>
+        <w:rPr>
+          <w:sz w:val="22"/>
+        </w:rPr>
+      </w:pPr>
+      <w:r>
+        <w:rPr>
+          <w:sz w:val="22"/>
+        </w:rPr>
+        <w:t>This prioritization helps ensure that sensor sampling and AI inference occur predictably, while less time-critical tasks such as logging or display updates do not interfere.</w:t>
+      </w:r>
+    </w:p>
+    <w:p>
+      <w:pPr>
+        <w:rPr>
+          <w:sz w:val="22"/>
+        </w:rPr>
+      </w:pPr>
+      <w:r>
+        <w:rPr>
+          <w:sz w:val="22"/>
+        </w:rPr>
+        <w:pict w14:anchorId="4B93AAAE">
+          <v:rect id="_x0000_i1154" style="width:0;height:1.5pt" o:hralign="center" o:hrstd="t" o:hr="t" fillcolor="#a0a0a0" stroked="f"/>
+        </w:pict>
+      </w:r>
+    </w:p>
+    <w:p>
+      <w:pPr>
+        <w:rPr>
+          <w:b/>
+          <w:bCs/>
+          <w:sz w:val="22"/>
+        </w:rPr>
+      </w:pPr>
+      <w:r>
+        <w:rPr>
+          <w:b/>
+          <w:bCs/>
+          <w:sz w:val="22"/>
+        </w:rPr>
+        <w:t>Memory Considerations</w:t>
+      </w:r>
+    </w:p>
+    <w:p>
+      <w:pPr>
+        <w:rPr>
+          <w:sz w:val="22"/>
+        </w:rPr>
+      </w:pPr>
+      <w:r>
+        <w:rPr>
+          <w:sz w:val="22"/>
+        </w:rPr>
+        <w:t>Keep the AI model and its activation buffer in static memory:</w:t>
+      </w:r>
+    </w:p>
+    <w:p>
+      <w:pPr>
+        <w:rPr>
+          <w:sz w:val="22"/>
+        </w:rPr>
+      </w:pPr>
+      <w:r>
+        <w:rPr>
+          <w:rFonts w:ascii="Courier New" w:hAnsi="Courier New" w:cs="Courier New"/>
+        </w:rPr>
+        <w:t>AI_</w:t>
+      </w:r>
+      <w:proofErr w:type="gramStart"/>
+      <w:r>
+        <w:rPr>
+          <w:rFonts w:ascii="Courier New" w:hAnsi="Courier New" w:cs="Courier New"/>
+        </w:rPr>
+        <w:t>ALIGNED(</w:t>
+      </w:r>
+      <w:proofErr w:type="gramEnd"/>
+      <w:r>
+        <w:rPr>
+          <w:rFonts w:ascii="Courier New" w:hAnsi="Courier New" w:cs="Courier New"/>
+        </w:rPr>
+        <w:t>32)</w:t>
+      </w:r>
+      <w:r>
+        <w:rPr>
+          <w:rFonts w:ascii="Courier New" w:hAnsi="Courier New" w:cs="Courier New"/>
+        </w:rPr>
+        <w:br/>
+        <w:t xml:space="preserve">static ai_u8 </w:t>
+      </w:r>
+      <w:proofErr w:type="gramStart"/>
+      <w:r>
+        <w:rPr>
+          <w:rFonts w:ascii="Courier New" w:hAnsi="Courier New" w:cs="Courier New"/>
+        </w:rPr>
+        <w:t>activations[</w:t>
+      </w:r>
+      <w:proofErr w:type="gramEnd"/>
+      <w:r>
+        <w:rPr>
+          <w:rFonts w:ascii="Courier New" w:hAnsi="Courier New" w:cs="Courier New"/>
+        </w:rPr>
+        <w:t>AI_NETWORK_DATA_ACTIVATIONS_SIZE];</w:t>
+      </w:r>
+      <w:r>
+        <w:rPr>
+          <w:rFonts w:ascii="Courier New" w:hAnsi="Courier New" w:cs="Courier New"/>
+        </w:rPr>
+        <w:br/>
+        <w:t>AI_</w:t>
+      </w:r>
+      <w:proofErr w:type="gramStart"/>
+      <w:r>
+        <w:rPr>
+          <w:rFonts w:ascii="Courier New" w:hAnsi="Courier New" w:cs="Courier New"/>
+        </w:rPr>
+        <w:t>ALIGNED(</w:t>
+      </w:r>
+      <w:proofErr w:type="gramEnd"/>
+      <w:r>
+        <w:rPr>
+          <w:rFonts w:ascii="Courier New" w:hAnsi="Courier New" w:cs="Courier New"/>
+        </w:rPr>
+        <w:t>32)</w:t>
+      </w:r>
+      <w:r>
+        <w:rPr>
+          <w:rFonts w:ascii="Courier New" w:hAnsi="Courier New" w:cs="Courier New"/>
+        </w:rPr>
+        <w:br/>
+        <w:t xml:space="preserve">static </w:t>
+      </w:r>
+      <w:proofErr w:type="spellStart"/>
+      <w:r>
+        <w:rPr>
+          <w:rFonts w:ascii="Courier New" w:hAnsi="Courier New" w:cs="Courier New"/>
+        </w:rPr>
+        <w:t>ai_float</w:t>
+      </w:r>
+      <w:proofErr w:type="spellEnd"/>
+      <w:r>
+        <w:rPr>
+          <w:rFonts w:ascii="Courier New" w:hAnsi="Courier New" w:cs="Courier New"/>
+        </w:rPr>
+        <w:t xml:space="preserve"> </w:t>
+      </w:r>
+      <w:proofErr w:type="spellStart"/>
+      <w:r>
+        <w:rPr>
+          <w:rFonts w:ascii="Courier New" w:hAnsi="Courier New" w:cs="Courier New"/>
+        </w:rPr>
+        <w:t>in_</w:t>
+      </w:r>
+      <w:proofErr w:type="gramStart"/>
+      <w:r>
+        <w:rPr>
+          <w:rFonts w:ascii="Courier New" w:hAnsi="Courier New" w:cs="Courier New"/>
+        </w:rPr>
+        <w:t>data</w:t>
+      </w:r>
+      <w:proofErr w:type="spellEnd"/>
+      <w:r>
+        <w:rPr>
+          <w:rFonts w:ascii="Courier New" w:hAnsi="Courier New" w:cs="Courier New"/>
+        </w:rPr>
+        <w:t>[</w:t>
+      </w:r>
+      <w:proofErr w:type="gramEnd"/>
+      <w:r>
+        <w:rPr>
+          <w:rFonts w:ascii="Courier New" w:hAnsi="Courier New" w:cs="Courier New"/>
+        </w:rPr>
+        <w:t>INPUT_SIZE];</w:t>
+      </w:r>
+      <w:r>
+        <w:rPr>
+          <w:rFonts w:ascii="Courier New" w:hAnsi="Courier New" w:cs="Courier New"/>
+        </w:rPr>
+        <w:br/>
+        <w:t>AI_</w:t>
+      </w:r>
+      <w:proofErr w:type="gramStart"/>
+      <w:r>
+        <w:rPr>
+          <w:rFonts w:ascii="Courier New" w:hAnsi="Courier New" w:cs="Courier New"/>
+        </w:rPr>
+        <w:t>ALIGNED(</w:t>
+      </w:r>
+      <w:proofErr w:type="gramEnd"/>
+      <w:r>
+        <w:rPr>
+          <w:rFonts w:ascii="Courier New" w:hAnsi="Courier New" w:cs="Courier New"/>
+        </w:rPr>
+        <w:t>32)</w:t>
+      </w:r>
+      <w:r>
+        <w:rPr>
+          <w:rFonts w:ascii="Courier New" w:hAnsi="Courier New" w:cs="Courier New"/>
+        </w:rPr>
+        <w:br/>
+        <w:t xml:space="preserve">static </w:t>
+      </w:r>
+      <w:proofErr w:type="spellStart"/>
+      <w:r>
+        <w:rPr>
+          <w:rFonts w:ascii="Courier New" w:hAnsi="Courier New" w:cs="Courier New"/>
+        </w:rPr>
+        <w:t>ai_float</w:t>
+      </w:r>
+      <w:proofErr w:type="spellEnd"/>
+      <w:r>
+        <w:rPr>
+          <w:rFonts w:ascii="Courier New" w:hAnsi="Courier New" w:cs="Courier New"/>
+        </w:rPr>
+        <w:t xml:space="preserve"> </w:t>
+      </w:r>
+      <w:proofErr w:type="spellStart"/>
+      <w:r>
+        <w:rPr>
+          <w:rFonts w:ascii="Courier New" w:hAnsi="Courier New" w:cs="Courier New"/>
+        </w:rPr>
+        <w:t>out_</w:t>
+      </w:r>
+      <w:proofErr w:type="gramStart"/>
+      <w:r>
+        <w:rPr>
+          <w:rFonts w:ascii="Courier New" w:hAnsi="Courier New" w:cs="Courier New"/>
+        </w:rPr>
+        <w:t>data</w:t>
+      </w:r>
+      <w:proofErr w:type="spellEnd"/>
+      <w:r>
+        <w:rPr>
+          <w:rFonts w:ascii="Courier New" w:hAnsi="Courier New" w:cs="Courier New"/>
+        </w:rPr>
+        <w:t>[</w:t>
+      </w:r>
+      <w:proofErr w:type="gramEnd"/>
+      <w:r>
+        <w:rPr>
+          <w:rFonts w:ascii="Courier New" w:hAnsi="Courier New" w:cs="Courier New"/>
+        </w:rPr>
+        <w:t>OUTPUT_SIZE];</w:t>
+      </w:r>
+    </w:p>
+    <w:p>
+      <w:pPr>
+        <w:rPr>
+          <w:sz w:val="22"/>
+        </w:rPr>
+      </w:pPr>
+      <w:r>
+        <w:rPr>
+          <w:sz w:val="22"/>
+        </w:rPr>
+        <w:t>Avoid dynamic memory allocation (malloc) for inference buffers after system startup, as it can lead to fragmentation in long-running embedded systems.</w:t>
+      </w:r>
+    </w:p>
+    <w:p>
+      <w:pPr>
+        <w:rPr>
+          <w:sz w:val="22"/>
+        </w:rPr>
+      </w:pPr>
+      <w:r>
+        <w:rPr>
+          <w:sz w:val="22"/>
+        </w:rPr>
+        <w:pict w14:anchorId="7B07C334">
+          <v:rect id="_x0000_i1155" style="width:0;height:1.5pt" o:hralign="center" o:hrstd="t" o:hr="t" fillcolor="#a0a0a0" stroked="f"/>
+        </w:pict>
+      </w:r>
+    </w:p>
+    <w:p>
+      <w:pPr>
+        <w:rPr>
+          <w:b/>
+          <w:bCs/>
+          <w:sz w:val="22"/>
+        </w:rPr>
+      </w:pPr>
+      <w:r>
+        <w:rPr>
+          <w:b/>
+          <w:bCs/>
+          <w:sz w:val="22"/>
+        </w:rPr>
+        <w:t>Timing Considerations</w:t>
+      </w:r>
+    </w:p>
+    <w:p>
+      <w:pPr>
+        <w:rPr>
+          <w:sz w:val="22"/>
+        </w:rPr>
+      </w:pPr>
+      <w:r>
+        <w:rPr>
+          <w:sz w:val="22"/>
+        </w:rPr>
+        <w:t>Measure inference time to verify that the AI task meets real-time requirements.</w:t>
+      </w:r>
+    </w:p>
+    <w:p>
+      <w:pPr>
+        <w:rPr>
+          <w:sz w:val="22"/>
+        </w:rPr>
+      </w:pPr>
+      <w:r>
+        <w:rPr>
+          <w:rFonts w:ascii="Courier New" w:hAnsi="Courier New" w:cs="Courier New"/>
+        </w:rPr>
+        <w:t>Start Timer</w:t>
+      </w:r>
+      <w:r>
+        <w:rPr>
+          <w:rFonts w:ascii="Courier New" w:hAnsi="Courier New" w:cs="Courier New"/>
+        </w:rPr>
+        <w:br/>
+        <w:t>↓</w:t>
+      </w:r>
+      <w:r>
+        <w:rPr>
+          <w:rFonts w:ascii="Courier New" w:hAnsi="Courier New" w:cs="Courier New"/>
+        </w:rPr>
+        <w:br/>
+        <w:t>Run AI</w:t>
+      </w:r>
+      <w:r>
+        <w:rPr>
+          <w:rFonts w:ascii="Courier New" w:hAnsi="Courier New" w:cs="Courier New"/>
+        </w:rPr>
+        <w:br/>
+        <w:t>↓</w:t>
+      </w:r>
+      <w:r>
+        <w:rPr>
+          <w:rFonts w:ascii="Courier New" w:hAnsi="Courier New" w:cs="Courier New"/>
+        </w:rPr>
+        <w:br/>
+        <w:t>Stop Timer</w:t>
+      </w:r>
+      <w:r>
+        <w:rPr>
+          <w:rFonts w:ascii="Courier New" w:hAnsi="Courier New" w:cs="Courier New"/>
+        </w:rPr>
+        <w:br/>
+        <w:t>↓</w:t>
+      </w:r>
+      <w:r>
+        <w:rPr>
+          <w:rFonts w:ascii="Courier New" w:hAnsi="Courier New" w:cs="Courier New"/>
+        </w:rPr>
+        <w:br/>
+        <w:t xml:space="preserve">Inference Time = 3.2 </w:t>
+      </w:r>
+      <w:proofErr w:type="spellStart"/>
+      <w:r>
+        <w:rPr>
+          <w:rFonts w:ascii="Courier New" w:hAnsi="Courier New" w:cs="Courier New"/>
+        </w:rPr>
+        <w:t>ms</w:t>
+      </w:r>
+      <w:proofErr w:type="spellEnd"/>
+    </w:p>
+    <w:p>
+      <w:pPr>
+        <w:rPr>
+          <w:sz w:val="22"/>
+        </w:rPr>
+      </w:pPr>
+      <w:r>
+        <w:rPr>
+          <w:sz w:val="22"/>
+        </w:rPr>
+        <w:t>This helps determine whether the system can keep up with the required sampling rate.</w:t>
+      </w:r>
+    </w:p>
+    <w:p>
+      <w:pPr>
+        <w:rPr>
+          <w:sz w:val="22"/>
+        </w:rPr>
+      </w:pPr>
+      <w:r>
+        <w:rPr>
+          <w:sz w:val="22"/>
+        </w:rPr>
+        <w:pict w14:anchorId="73D8A011">
+          <v:rect id="_x0000_i1156" style="width:0;height:1.5pt" o:hralign="center" o:hrstd="t" o:hr="t" fillcolor="#a0a0a0" stroked="f"/>
+        </w:pict>
+      </w:r>
+    </w:p>
+    <w:p>
+      <w:pPr>
+        <w:rPr>
+          <w:b/>
+          <w:bCs/>
+          <w:sz w:val="22"/>
+        </w:rPr>
+      </w:pPr>
+      <w:r>
+        <w:rPr>
+          <w:b/>
+          <w:bCs/>
+          <w:sz w:val="22"/>
+        </w:rPr>
+        <w:t xml:space="preserve">Generic </w:t>
+      </w:r>
+      <w:proofErr w:type="spellStart"/>
+      <w:r>
+        <w:rPr>
+          <w:b/>
+          <w:bCs/>
+          <w:sz w:val="22"/>
+        </w:rPr>
+        <w:t>FreeRTOS</w:t>
+      </w:r>
+      <w:proofErr w:type="spellEnd"/>
+      <w:r>
+        <w:rPr>
+          <w:b/>
+          <w:bCs/>
+          <w:sz w:val="22"/>
+        </w:rPr>
+        <w:t xml:space="preserve"> Template</w:t>
+      </w:r>
+    </w:p>
+    <w:p>
+      <w:pPr>
+        <w:rPr>
+          <w:sz w:val="22"/>
+        </w:rPr>
+      </w:pPr>
+      <w:r>
+        <w:rPr>
+          <w:rFonts w:ascii="Courier New" w:hAnsi="Courier New" w:cs="Courier New"/>
+        </w:rPr>
+        <w:t>System Initialization</w:t>
+      </w:r>
+      <w:r>
+        <w:rPr>
+          <w:rFonts w:ascii="Courier New" w:hAnsi="Courier New" w:cs="Courier New"/>
+        </w:rPr>
+        <w:br/>
+        <w:t xml:space="preserve">        │</w:t>
+      </w:r>
+      <w:r>
+        <w:rPr>
+          <w:rFonts w:ascii="Courier New" w:hAnsi="Courier New" w:cs="Courier New"/>
+        </w:rPr>
+        <w:br/>
+        <w:t xml:space="preserve">        ▼</w:t>
+      </w:r>
+      <w:r>
+        <w:rPr>
+          <w:rFonts w:ascii="Courier New" w:hAnsi="Courier New" w:cs="Courier New"/>
+        </w:rPr>
+        <w:br/>
+        <w:t xml:space="preserve">Initialize </w:t>
+      </w:r>
+      <w:proofErr w:type="spellStart"/>
+      <w:r>
+        <w:rPr>
+          <w:rFonts w:ascii="Courier New" w:hAnsi="Courier New" w:cs="Courier New"/>
+        </w:rPr>
+        <w:t>CubeAI</w:t>
+      </w:r>
+      <w:proofErr w:type="spellEnd"/>
+      <w:r>
+        <w:rPr>
+          <w:rFonts w:ascii="Courier New" w:hAnsi="Courier New" w:cs="Courier New"/>
+        </w:rPr>
+        <w:br/>
+      </w:r>
+      <w:r>
+        <w:rPr>
+          <w:rFonts w:ascii="Courier New" w:hAnsi="Courier New" w:cs="Courier New"/>
+        </w:rPr>
+        <w:lastRenderedPageBreak/>
+        <w:t xml:space="preserve">        │</w:t>
+      </w:r>
+      <w:r>
+        <w:rPr>
+          <w:rFonts w:ascii="Courier New" w:hAnsi="Courier New" w:cs="Courier New"/>
+        </w:rPr>
+        <w:br/>
+        <w:t xml:space="preserve">        ▼</w:t>
+      </w:r>
+      <w:r>
+        <w:rPr>
+          <w:rFonts w:ascii="Courier New" w:hAnsi="Courier New" w:cs="Courier New"/>
+        </w:rPr>
+        <w:br/>
+        <w:t>Create Queues</w:t>
+      </w:r>
+      <w:r>
+        <w:rPr>
+          <w:rFonts w:ascii="Courier New" w:hAnsi="Courier New" w:cs="Courier New"/>
+        </w:rPr>
+        <w:br/>
+        <w:t xml:space="preserve">        │</w:t>
+      </w:r>
+      <w:r>
+        <w:rPr>
+          <w:rFonts w:ascii="Courier New" w:hAnsi="Courier New" w:cs="Courier New"/>
+        </w:rPr>
+        <w:br/>
+        <w:t xml:space="preserve">        ▼</w:t>
+      </w:r>
+      <w:r>
+        <w:rPr>
+          <w:rFonts w:ascii="Courier New" w:hAnsi="Courier New" w:cs="Courier New"/>
+        </w:rPr>
+        <w:br/>
+        <w:t>Create Sensor Task</w:t>
+      </w:r>
+      <w:r>
+        <w:rPr>
+          <w:rFonts w:ascii="Courier New" w:hAnsi="Courier New" w:cs="Courier New"/>
+        </w:rPr>
+        <w:br/>
+        <w:t xml:space="preserve">        │</w:t>
+      </w:r>
+      <w:r>
+        <w:rPr>
+          <w:rFonts w:ascii="Courier New" w:hAnsi="Courier New" w:cs="Courier New"/>
+        </w:rPr>
+        <w:br/>
+        <w:t xml:space="preserve">        ▼</w:t>
+      </w:r>
+      <w:r>
+        <w:rPr>
+          <w:rFonts w:ascii="Courier New" w:hAnsi="Courier New" w:cs="Courier New"/>
+        </w:rPr>
+        <w:br/>
+        <w:t>Create Preprocessing Task</w:t>
+      </w:r>
+      <w:r>
+        <w:rPr>
+          <w:rFonts w:ascii="Courier New" w:hAnsi="Courier New" w:cs="Courier New"/>
+        </w:rPr>
+        <w:br/>
+        <w:t xml:space="preserve">        │</w:t>
+      </w:r>
+      <w:r>
+        <w:rPr>
+          <w:rFonts w:ascii="Courier New" w:hAnsi="Courier New" w:cs="Courier New"/>
+        </w:rPr>
+        <w:br/>
+        <w:t xml:space="preserve">        ▼</w:t>
+      </w:r>
+      <w:r>
+        <w:rPr>
+          <w:rFonts w:ascii="Courier New" w:hAnsi="Courier New" w:cs="Courier New"/>
+        </w:rPr>
+        <w:br/>
+        <w:t>Create AI Task</w:t>
+      </w:r>
+      <w:r>
+        <w:rPr>
+          <w:rFonts w:ascii="Courier New" w:hAnsi="Courier New" w:cs="Courier New"/>
+        </w:rPr>
+        <w:br/>
+        <w:t xml:space="preserve">        │</w:t>
+      </w:r>
+      <w:r>
+        <w:rPr>
+          <w:rFonts w:ascii="Courier New" w:hAnsi="Courier New" w:cs="Courier New"/>
+        </w:rPr>
+        <w:br/>
+        <w:t xml:space="preserve">        ▼</w:t>
+      </w:r>
+      <w:r>
+        <w:rPr>
+          <w:rFonts w:ascii="Courier New" w:hAnsi="Courier New" w:cs="Courier New"/>
+        </w:rPr>
+        <w:br/>
+        <w:t>Create UART Task</w:t>
+      </w:r>
+      <w:r>
+        <w:rPr>
+          <w:rFonts w:ascii="Courier New" w:hAnsi="Courier New" w:cs="Courier New"/>
+        </w:rPr>
+        <w:br/>
+        <w:t xml:space="preserve">        │</w:t>
+      </w:r>
+      <w:r>
+        <w:rPr>
+          <w:rFonts w:ascii="Courier New" w:hAnsi="Courier New" w:cs="Courier New"/>
+        </w:rPr>
+        <w:br/>
+        <w:t xml:space="preserve">        ▼</w:t>
+      </w:r>
+      <w:r>
+        <w:rPr>
+          <w:rFonts w:ascii="Courier New" w:hAnsi="Courier New" w:cs="Courier New"/>
+        </w:rPr>
+        <w:br/>
+        <w:t>Create Control Task</w:t>
+      </w:r>
+      <w:r>
+        <w:rPr>
+          <w:rFonts w:ascii="Courier New" w:hAnsi="Courier New" w:cs="Courier New"/>
+        </w:rPr>
+        <w:br/>
+        <w:t xml:space="preserve">        │</w:t>
+      </w:r>
+      <w:r>
+        <w:rPr>
+          <w:rFonts w:ascii="Courier New" w:hAnsi="Courier New" w:cs="Courier New"/>
+        </w:rPr>
+        <w:br/>
+        <w:t xml:space="preserve">        ▼</w:t>
+      </w:r>
+      <w:r>
+        <w:rPr>
+          <w:rFonts w:ascii="Courier New" w:hAnsi="Courier New" w:cs="Courier New"/>
+        </w:rPr>
+        <w:br/>
+        <w:t>Start Scheduler</w:t>
+      </w:r>
+    </w:p>
+    <w:p>
+      <w:pPr>
+        <w:rPr>
+          <w:sz w:val="22"/>
+        </w:rPr>
+      </w:pPr>
+      <w:r>
+        <w:rPr>
+          <w:sz w:val="22"/>
+        </w:rPr>
+        <w:pict w14:anchorId="5881A7E2">
+          <v:rect id="_x0000_i1157" style="width:0;height:1.5pt" o:hralign="center" o:hrstd="t" o:hr="t" fillcolor="#a0a0a0" stroked="f"/>
+        </w:pict>
+      </w:r>
+    </w:p>
+    <w:p>
+      <w:pPr>
+        <w:rPr>
+          <w:b/>
+          <w:bCs/>
+          <w:sz w:val="22"/>
+        </w:rPr>
+      </w:pPr>
+      <w:r>
+        <w:rPr>
+          <w:b/>
+          <w:bCs/>
+          <w:sz w:val="22"/>
+        </w:rPr>
+        <w:t>Industry Best Practices</w:t>
+      </w:r>
+    </w:p>
+    <w:p>
+      <w:pPr>
+        <w:rPr>
+          <w:sz w:val="22"/>
+        </w:rPr>
+      </w:pPr>
+      <w:r>
+        <w:rPr>
+          <w:sz w:val="22"/>
+        </w:rPr>
+        <w:t>For the AI projects you've developed (Regression, Classification, Forecasting, and Autoencoder), I recommend following these principles:</w:t>
+      </w:r>
+    </w:p>
+    <w:p>
+      <w:pPr>
+        <w:numPr>
+          <w:ilvl w:val="0"/>
+          <w:numId w:val="7"/>
+        </w:numPr>
+        <w:rPr>
+          <w:sz w:val="22"/>
+        </w:rPr>
+      </w:pPr>
+      <w:r>
+        <w:rPr>
+          <w:b/>
+          <w:bCs/>
+          <w:sz w:val="22"/>
+        </w:rPr>
+        <w:t>One responsibility per task</w:t>
+      </w:r>
+      <w:r>
+        <w:rPr>
+          <w:sz w:val="22"/>
+        </w:rPr>
+        <w:t>: Keep sensor acquisition, preprocessing, inference, communication, and control in separate tasks.</w:t>
+      </w:r>
+    </w:p>
+    <w:p>
+      <w:pPr>
+        <w:numPr>
+          <w:ilvl w:val="0"/>
+          <w:numId w:val="7"/>
+        </w:numPr>
+        <w:rPr>
+          <w:sz w:val="22"/>
+        </w:rPr>
+      </w:pPr>
+      <w:r>
+        <w:rPr>
+          <w:b/>
+          <w:bCs/>
+          <w:sz w:val="22"/>
+        </w:rPr>
+        <w:t>Static memory for AI</w:t>
+      </w:r>
+      <w:r>
+        <w:rPr>
+          <w:sz w:val="22"/>
+        </w:rPr>
+        <w:t>: Allocate activation, input, and output buffers once during initialization.</w:t>
+      </w:r>
+    </w:p>
+    <w:p>
+      <w:pPr>
+        <w:numPr>
+          <w:ilvl w:val="0"/>
+          <w:numId w:val="7"/>
+        </w:numPr>
+        <w:rPr>
+          <w:sz w:val="22"/>
+        </w:rPr>
+      </w:pPr>
+      <w:r>
+        <w:rPr>
+          <w:b/>
+          <w:bCs/>
+          <w:sz w:val="22"/>
+        </w:rPr>
+        <w:t>Use queues for data transfer</w:t>
+      </w:r>
+      <w:r>
+        <w:rPr>
+          <w:sz w:val="22"/>
+        </w:rPr>
+        <w:t>: Pass sensor data and AI results using well-defined structures.</w:t>
+      </w:r>
+    </w:p>
+    <w:p>
+      <w:pPr>
+        <w:numPr>
+          <w:ilvl w:val="0"/>
+          <w:numId w:val="7"/>
+        </w:numPr>
+        <w:rPr>
+          <w:sz w:val="22"/>
+        </w:rPr>
+      </w:pPr>
+      <w:r>
+        <w:rPr>
+          <w:b/>
+          <w:bCs/>
+          <w:sz w:val="22"/>
+        </w:rPr>
+        <w:t>Keep the AI task deterministic</w:t>
+      </w:r>
+      <w:r>
+        <w:rPr>
+          <w:sz w:val="22"/>
+        </w:rPr>
+        <w:t>: Avoid blocking calls, delays, or peripheral access inside the inference task.</w:t>
+      </w:r>
+    </w:p>
+    <w:p>
+      <w:pPr>
+        <w:numPr>
+          <w:ilvl w:val="0"/>
+          <w:numId w:val="7"/>
+        </w:numPr>
+        <w:rPr>
+          <w:sz w:val="22"/>
+        </w:rPr>
+      </w:pPr>
+      <w:r>
+        <w:rPr>
+          <w:b/>
+          <w:bCs/>
+          <w:sz w:val="22"/>
+        </w:rPr>
+        <w:t>Measure execution time</w:t>
+      </w:r>
+      <w:r>
+        <w:rPr>
+          <w:sz w:val="22"/>
+        </w:rPr>
+        <w:t>: Verify that preprocessing plus inference completes within the sensor sampling period.</w:t>
+      </w:r>
+    </w:p>
+    <w:p>
+      <w:pPr>
+        <w:numPr>
+          <w:ilvl w:val="0"/>
+          <w:numId w:val="7"/>
+        </w:numPr>
+        <w:rPr>
+          <w:sz w:val="22"/>
+        </w:rPr>
+      </w:pPr>
+      <w:r>
+        <w:rPr>
+          <w:b/>
+          <w:bCs/>
+          <w:sz w:val="22"/>
+        </w:rPr>
+        <w:t>Design for scalability</w:t>
+      </w:r>
+      <w:r>
+        <w:rPr>
+          <w:sz w:val="22"/>
+        </w:rPr>
+        <w:t>: The same architecture can later accommodate multiple AI models or additional sensors with minimal changes.</w:t>
+      </w:r>
+    </w:p>
+    <w:p>
+      <w:pPr>
+        <w:rPr>
+          <w:sz w:val="22"/>
+        </w:rPr>
+      </w:pPr>
+    </w:p>
+    <w:p>
+      <w:pPr>
+        <w:rPr>
+          <w:sz w:val="22"/>
+        </w:rPr>
+      </w:pPr>
     </w:p>
     <w:sectPr>
       <w:pgSz w:w="11906" w:h="16838"/>
@@ -3771,122 +7961,9 @@
 <file path=word/numbering.xml><?xml version="1.0" encoding="utf-8"?>
 <w:numbering xmlns:wpc="http://schemas.microsoft.com/office/word/2010/wordprocessingCanvas" xmlns:cx="http://schemas.microsoft.com/office/drawing/2014/chartex" xmlns:cx1="http://schemas.microsoft.com/office/drawing/2015/9/8/chartex" xmlns:cx2="http://schemas.microsoft.com/office/drawing/2015/10/21/chartex" xmlns:cx3="http://schemas.microsoft.com/office/drawing/2016/5/9/chartex" xmlns:cx4="http://schemas.microsoft.com/office/drawing/2016/5/10/chartex" xmlns:cx5="http://schemas.microsoft.com/office/drawing/2016/5/11/chartex" xmlns:cx6="http://schemas.microsoft.com/office/drawing/2016/5/12/chartex" xmlns:cx7="http://schemas.microsoft.com/office/drawing/2016/5/13/chartex" xmlns:cx8="http://schemas.microsoft.com/office/drawing/2016/5/14/chartex" xmlns:mc="http://schemas.openxmlformats.org/markup-compatibility/2006" xmlns:aink="http://schemas.microsoft.com/office/drawing/2016/ink" xmlns:am3d="http://schemas.microsoft.com/office/drawing/2017/model3d" xmlns:o="urn:schemas-microsoft-com:office:office" xmlns:oel="http://schemas.microsoft.com/office/2019/extlst" xmlns:r="http://schemas.openxmlformats.org/officeDocument/2006/relationships" xmlns:m="http://schemas.openxmlformats.org/officeDocument/2006/math" xmlns:v="urn:schemas-microsoft-com:vml" xmlns:wp14="http://schemas.microsoft.com/office/word/2010/wordprocessingDrawing" xmlns:wp="http://schemas.openxmlformats.org/drawingml/2006/wordprocessingDrawing" xmlns:w10="urn:schemas-microsoft-com:office:word" xmlns:w="http://schemas.openxmlformats.org/wordprocessingml/2006/main" xmlns:w14="http://schemas.microsoft.com/office/word/2010/wordml" xmlns:w15="http://schemas.microsoft.com/office/word/2012/wordml" xmlns:w16cex="http://schemas.microsoft.com/office/word/2018/wordml/cex" xmlns:w16cid="http://schemas.microsoft.com/office/word/2016/wordml/cid" xmlns:w16="http://schemas.microsoft.com/office/word/2018/wordml" xmlns:w16du="http://schemas.microsoft.com/office/word/2023/wordml/word16du" xmlns:w16sdtdh="http://schemas.microsoft.com/office/word/2020/wordml/sdtdatahash" xmlns:w16sdtfl="http://schemas.microsoft.com/office/word/2024/wordml/sdtformatlock" xmlns:w16se="http://schemas.microsoft.com/office/word/2015/wordml/symex" xmlns:wpg="http://schemas.microsoft.com/office/word/2010/wordprocessingGroup" xmlns:wpi="http://schemas.microsoft.com/office/word/2010/wordprocessingInk" xmlns:wne="http://schemas.microsoft.com/office/word/2006/wordml" xmlns:wps="http://schemas.microsoft.com/office/word/2010/wordprocessingShape" mc:Ignorable="w14 w15 w16se w16cid w16 w16cex w16sdtdh w16sdtfl w16du wp14">
   <w:abstractNum w:abstractNumId="0" w15:restartNumberingAfterBreak="0">
-    <w:nsid w:val="1DE45C87"/>
+    <w:nsid w:val="18145987"/>
     <w:multiLevelType w:val="multilevel"/>
-    <w:tmpl w:val="F4AAC378"/>
-    <w:lvl w:ilvl="0">
-      <w:start w:val="1"/>
-      <w:numFmt w:val="decimal"/>
-      <w:lvlText w:val="%1."/>
-      <w:lvlJc w:val="left"/>
-      <w:pPr>
-        <w:tabs>
-          <w:tab w:val="num" w:pos="720"/>
-        </w:tabs>
-        <w:ind w:left="720" w:hanging="360"/>
-      </w:pPr>
-    </w:lvl>
-    <w:lvl w:ilvl="1" w:tentative="1">
-      <w:start w:val="1"/>
-      <w:numFmt w:val="decimal"/>
-      <w:lvlText w:val="%2."/>
-      <w:lvlJc w:val="left"/>
-      <w:pPr>
-        <w:tabs>
-          <w:tab w:val="num" w:pos="1440"/>
-        </w:tabs>
-        <w:ind w:left="1440" w:hanging="360"/>
-      </w:pPr>
-    </w:lvl>
-    <w:lvl w:ilvl="2" w:tentative="1">
-      <w:start w:val="1"/>
-      <w:numFmt w:val="decimal"/>
-      <w:lvlText w:val="%3."/>
-      <w:lvlJc w:val="left"/>
-      <w:pPr>
-        <w:tabs>
-          <w:tab w:val="num" w:pos="2160"/>
-        </w:tabs>
-        <w:ind w:left="2160" w:hanging="360"/>
-      </w:pPr>
-    </w:lvl>
-    <w:lvl w:ilvl="3" w:tentative="1">
-      <w:start w:val="1"/>
-      <w:numFmt w:val="decimal"/>
-      <w:lvlText w:val="%4."/>
-      <w:lvlJc w:val="left"/>
-      <w:pPr>
-        <w:tabs>
-          <w:tab w:val="num" w:pos="2880"/>
-        </w:tabs>
-        <w:ind w:left="2880" w:hanging="360"/>
-      </w:pPr>
-    </w:lvl>
-    <w:lvl w:ilvl="4" w:tentative="1">
-      <w:start w:val="1"/>
-      <w:numFmt w:val="decimal"/>
-      <w:lvlText w:val="%5."/>
-      <w:lvlJc w:val="left"/>
-      <w:pPr>
-        <w:tabs>
-          <w:tab w:val="num" w:pos="3600"/>
-        </w:tabs>
-        <w:ind w:left="3600" w:hanging="360"/>
-      </w:pPr>
-    </w:lvl>
-    <w:lvl w:ilvl="5" w:tentative="1">
-      <w:start w:val="1"/>
-      <w:numFmt w:val="decimal"/>
-      <w:lvlText w:val="%6."/>
-      <w:lvlJc w:val="left"/>
-      <w:pPr>
-        <w:tabs>
-          <w:tab w:val="num" w:pos="4320"/>
-        </w:tabs>
-        <w:ind w:left="4320" w:hanging="360"/>
-      </w:pPr>
-    </w:lvl>
-    <w:lvl w:ilvl="6" w:tentative="1">
-      <w:start w:val="1"/>
-      <w:numFmt w:val="decimal"/>
-      <w:lvlText w:val="%7."/>
-      <w:lvlJc w:val="left"/>
-      <w:pPr>
-        <w:tabs>
-          <w:tab w:val="num" w:pos="5040"/>
-        </w:tabs>
-        <w:ind w:left="5040" w:hanging="360"/>
-      </w:pPr>
-    </w:lvl>
-    <w:lvl w:ilvl="7" w:tentative="1">
-      <w:start w:val="1"/>
-      <w:numFmt w:val="decimal"/>
-      <w:lvlText w:val="%8."/>
-      <w:lvlJc w:val="left"/>
-      <w:pPr>
-        <w:tabs>
-          <w:tab w:val="num" w:pos="5760"/>
-        </w:tabs>
-        <w:ind w:left="5760" w:hanging="360"/>
-      </w:pPr>
-    </w:lvl>
-    <w:lvl w:ilvl="8" w:tentative="1">
-      <w:start w:val="1"/>
-      <w:numFmt w:val="decimal"/>
-      <w:lvlText w:val="%9."/>
-      <w:lvlJc w:val="left"/>
-      <w:pPr>
-        <w:tabs>
-          <w:tab w:val="num" w:pos="6480"/>
-        </w:tabs>
-        <w:ind w:left="6480" w:hanging="360"/>
-      </w:pPr>
-    </w:lvl>
-  </w:abstractNum>
-  <w:abstractNum w:abstractNumId="1" w15:restartNumberingAfterBreak="0">
-    <w:nsid w:val="6A6E532A"/>
-    <w:multiLevelType w:val="multilevel"/>
-    <w:tmpl w:val="7C0EBD46"/>
+    <w:tmpl w:val="C542188A"/>
     <w:lvl w:ilvl="0">
       <w:start w:val="1"/>
       <w:numFmt w:val="bullet"/>
@@ -4032,10 +8109,883 @@
       </w:rPr>
     </w:lvl>
   </w:abstractNum>
+  <w:abstractNum w:abstractNumId="1" w15:restartNumberingAfterBreak="0">
+    <w:nsid w:val="1DE45C87"/>
+    <w:multiLevelType w:val="multilevel"/>
+    <w:tmpl w:val="F4AAC378"/>
+    <w:lvl w:ilvl="0">
+      <w:start w:val="1"/>
+      <w:numFmt w:val="decimal"/>
+      <w:lvlText w:val="%1."/>
+      <w:lvlJc w:val="left"/>
+      <w:pPr>
+        <w:tabs>
+          <w:tab w:val="num" w:pos="720"/>
+        </w:tabs>
+        <w:ind w:left="720" w:hanging="360"/>
+      </w:pPr>
+    </w:lvl>
+    <w:lvl w:ilvl="1" w:tentative="1">
+      <w:start w:val="1"/>
+      <w:numFmt w:val="decimal"/>
+      <w:lvlText w:val="%2."/>
+      <w:lvlJc w:val="left"/>
+      <w:pPr>
+        <w:tabs>
+          <w:tab w:val="num" w:pos="1440"/>
+        </w:tabs>
+        <w:ind w:left="1440" w:hanging="360"/>
+      </w:pPr>
+    </w:lvl>
+    <w:lvl w:ilvl="2" w:tentative="1">
+      <w:start w:val="1"/>
+      <w:numFmt w:val="decimal"/>
+      <w:lvlText w:val="%3."/>
+      <w:lvlJc w:val="left"/>
+      <w:pPr>
+        <w:tabs>
+          <w:tab w:val="num" w:pos="2160"/>
+        </w:tabs>
+        <w:ind w:left="2160" w:hanging="360"/>
+      </w:pPr>
+    </w:lvl>
+    <w:lvl w:ilvl="3" w:tentative="1">
+      <w:start w:val="1"/>
+      <w:numFmt w:val="decimal"/>
+      <w:lvlText w:val="%4."/>
+      <w:lvlJc w:val="left"/>
+      <w:pPr>
+        <w:tabs>
+          <w:tab w:val="num" w:pos="2880"/>
+        </w:tabs>
+        <w:ind w:left="2880" w:hanging="360"/>
+      </w:pPr>
+    </w:lvl>
+    <w:lvl w:ilvl="4" w:tentative="1">
+      <w:start w:val="1"/>
+      <w:numFmt w:val="decimal"/>
+      <w:lvlText w:val="%5."/>
+      <w:lvlJc w:val="left"/>
+      <w:pPr>
+        <w:tabs>
+          <w:tab w:val="num" w:pos="3600"/>
+        </w:tabs>
+        <w:ind w:left="3600" w:hanging="360"/>
+      </w:pPr>
+    </w:lvl>
+    <w:lvl w:ilvl="5" w:tentative="1">
+      <w:start w:val="1"/>
+      <w:numFmt w:val="decimal"/>
+      <w:lvlText w:val="%6."/>
+      <w:lvlJc w:val="left"/>
+      <w:pPr>
+        <w:tabs>
+          <w:tab w:val="num" w:pos="4320"/>
+        </w:tabs>
+        <w:ind w:left="4320" w:hanging="360"/>
+      </w:pPr>
+    </w:lvl>
+    <w:lvl w:ilvl="6" w:tentative="1">
+      <w:start w:val="1"/>
+      <w:numFmt w:val="decimal"/>
+      <w:lvlText w:val="%7."/>
+      <w:lvlJc w:val="left"/>
+      <w:pPr>
+        <w:tabs>
+          <w:tab w:val="num" w:pos="5040"/>
+        </w:tabs>
+        <w:ind w:left="5040" w:hanging="360"/>
+      </w:pPr>
+    </w:lvl>
+    <w:lvl w:ilvl="7" w:tentative="1">
+      <w:start w:val="1"/>
+      <w:numFmt w:val="decimal"/>
+      <w:lvlText w:val="%8."/>
+      <w:lvlJc w:val="left"/>
+      <w:pPr>
+        <w:tabs>
+          <w:tab w:val="num" w:pos="5760"/>
+        </w:tabs>
+        <w:ind w:left="5760" w:hanging="360"/>
+      </w:pPr>
+    </w:lvl>
+    <w:lvl w:ilvl="8" w:tentative="1">
+      <w:start w:val="1"/>
+      <w:numFmt w:val="decimal"/>
+      <w:lvlText w:val="%9."/>
+      <w:lvlJc w:val="left"/>
+      <w:pPr>
+        <w:tabs>
+          <w:tab w:val="num" w:pos="6480"/>
+        </w:tabs>
+        <w:ind w:left="6480" w:hanging="360"/>
+      </w:pPr>
+    </w:lvl>
+  </w:abstractNum>
+  <w:abstractNum w:abstractNumId="2" w15:restartNumberingAfterBreak="0">
+    <w:nsid w:val="35065D51"/>
+    <w:multiLevelType w:val="multilevel"/>
+    <w:tmpl w:val="5792E620"/>
+    <w:lvl w:ilvl="0">
+      <w:start w:val="1"/>
+      <w:numFmt w:val="bullet"/>
+      <w:lvlText w:val=""/>
+      <w:lvlJc w:val="left"/>
+      <w:pPr>
+        <w:tabs>
+          <w:tab w:val="num" w:pos="720"/>
+        </w:tabs>
+        <w:ind w:left="720" w:hanging="360"/>
+      </w:pPr>
+      <w:rPr>
+        <w:rFonts w:ascii="Symbol" w:hAnsi="Symbol" w:hint="default"/>
+        <w:sz w:val="20"/>
+      </w:rPr>
+    </w:lvl>
+    <w:lvl w:ilvl="1" w:tentative="1">
+      <w:start w:val="1"/>
+      <w:numFmt w:val="bullet"/>
+      <w:lvlText w:val="o"/>
+      <w:lvlJc w:val="left"/>
+      <w:pPr>
+        <w:tabs>
+          <w:tab w:val="num" w:pos="1440"/>
+        </w:tabs>
+        <w:ind w:left="1440" w:hanging="360"/>
+      </w:pPr>
+      <w:rPr>
+        <w:rFonts w:ascii="Courier New" w:hAnsi="Courier New" w:hint="default"/>
+        <w:sz w:val="20"/>
+      </w:rPr>
+    </w:lvl>
+    <w:lvl w:ilvl="2" w:tentative="1">
+      <w:start w:val="1"/>
+      <w:numFmt w:val="bullet"/>
+      <w:lvlText w:val=""/>
+      <w:lvlJc w:val="left"/>
+      <w:pPr>
+        <w:tabs>
+          <w:tab w:val="num" w:pos="2160"/>
+        </w:tabs>
+        <w:ind w:left="2160" w:hanging="360"/>
+      </w:pPr>
+      <w:rPr>
+        <w:rFonts w:ascii="Wingdings" w:hAnsi="Wingdings" w:hint="default"/>
+        <w:sz w:val="20"/>
+      </w:rPr>
+    </w:lvl>
+    <w:lvl w:ilvl="3" w:tentative="1">
+      <w:start w:val="1"/>
+      <w:numFmt w:val="bullet"/>
+      <w:lvlText w:val=""/>
+      <w:lvlJc w:val="left"/>
+      <w:pPr>
+        <w:tabs>
+          <w:tab w:val="num" w:pos="2880"/>
+        </w:tabs>
+        <w:ind w:left="2880" w:hanging="360"/>
+      </w:pPr>
+      <w:rPr>
+        <w:rFonts w:ascii="Wingdings" w:hAnsi="Wingdings" w:hint="default"/>
+        <w:sz w:val="20"/>
+      </w:rPr>
+    </w:lvl>
+    <w:lvl w:ilvl="4" w:tentative="1">
+      <w:start w:val="1"/>
+      <w:numFmt w:val="bullet"/>
+      <w:lvlText w:val=""/>
+      <w:lvlJc w:val="left"/>
+      <w:pPr>
+        <w:tabs>
+          <w:tab w:val="num" w:pos="3600"/>
+        </w:tabs>
+        <w:ind w:left="3600" w:hanging="360"/>
+      </w:pPr>
+      <w:rPr>
+        <w:rFonts w:ascii="Wingdings" w:hAnsi="Wingdings" w:hint="default"/>
+        <w:sz w:val="20"/>
+      </w:rPr>
+    </w:lvl>
+    <w:lvl w:ilvl="5" w:tentative="1">
+      <w:start w:val="1"/>
+      <w:numFmt w:val="bullet"/>
+      <w:lvlText w:val=""/>
+      <w:lvlJc w:val="left"/>
+      <w:pPr>
+        <w:tabs>
+          <w:tab w:val="num" w:pos="4320"/>
+        </w:tabs>
+        <w:ind w:left="4320" w:hanging="360"/>
+      </w:pPr>
+      <w:rPr>
+        <w:rFonts w:ascii="Wingdings" w:hAnsi="Wingdings" w:hint="default"/>
+        <w:sz w:val="20"/>
+      </w:rPr>
+    </w:lvl>
+    <w:lvl w:ilvl="6" w:tentative="1">
+      <w:start w:val="1"/>
+      <w:numFmt w:val="bullet"/>
+      <w:lvlText w:val=""/>
+      <w:lvlJc w:val="left"/>
+      <w:pPr>
+        <w:tabs>
+          <w:tab w:val="num" w:pos="5040"/>
+        </w:tabs>
+        <w:ind w:left="5040" w:hanging="360"/>
+      </w:pPr>
+      <w:rPr>
+        <w:rFonts w:ascii="Wingdings" w:hAnsi="Wingdings" w:hint="default"/>
+        <w:sz w:val="20"/>
+      </w:rPr>
+    </w:lvl>
+    <w:lvl w:ilvl="7" w:tentative="1">
+      <w:start w:val="1"/>
+      <w:numFmt w:val="bullet"/>
+      <w:lvlText w:val=""/>
+      <w:lvlJc w:val="left"/>
+      <w:pPr>
+        <w:tabs>
+          <w:tab w:val="num" w:pos="5760"/>
+        </w:tabs>
+        <w:ind w:left="5760" w:hanging="360"/>
+      </w:pPr>
+      <w:rPr>
+        <w:rFonts w:ascii="Wingdings" w:hAnsi="Wingdings" w:hint="default"/>
+        <w:sz w:val="20"/>
+      </w:rPr>
+    </w:lvl>
+    <w:lvl w:ilvl="8" w:tentative="1">
+      <w:start w:val="1"/>
+      <w:numFmt w:val="bullet"/>
+      <w:lvlText w:val=""/>
+      <w:lvlJc w:val="left"/>
+      <w:pPr>
+        <w:tabs>
+          <w:tab w:val="num" w:pos="6480"/>
+        </w:tabs>
+        <w:ind w:left="6480" w:hanging="360"/>
+      </w:pPr>
+      <w:rPr>
+        <w:rFonts w:ascii="Wingdings" w:hAnsi="Wingdings" w:hint="default"/>
+        <w:sz w:val="20"/>
+      </w:rPr>
+    </w:lvl>
+  </w:abstractNum>
+  <w:abstractNum w:abstractNumId="3" w15:restartNumberingAfterBreak="0">
+    <w:nsid w:val="43136902"/>
+    <w:multiLevelType w:val="multilevel"/>
+    <w:tmpl w:val="9EBAE9AE"/>
+    <w:lvl w:ilvl="0">
+      <w:start w:val="1"/>
+      <w:numFmt w:val="bullet"/>
+      <w:lvlText w:val=""/>
+      <w:lvlJc w:val="left"/>
+      <w:pPr>
+        <w:tabs>
+          <w:tab w:val="num" w:pos="720"/>
+        </w:tabs>
+        <w:ind w:left="720" w:hanging="360"/>
+      </w:pPr>
+      <w:rPr>
+        <w:rFonts w:ascii="Symbol" w:hAnsi="Symbol" w:hint="default"/>
+        <w:sz w:val="20"/>
+      </w:rPr>
+    </w:lvl>
+    <w:lvl w:ilvl="1" w:tentative="1">
+      <w:start w:val="1"/>
+      <w:numFmt w:val="bullet"/>
+      <w:lvlText w:val="o"/>
+      <w:lvlJc w:val="left"/>
+      <w:pPr>
+        <w:tabs>
+          <w:tab w:val="num" w:pos="1440"/>
+        </w:tabs>
+        <w:ind w:left="1440" w:hanging="360"/>
+      </w:pPr>
+      <w:rPr>
+        <w:rFonts w:ascii="Courier New" w:hAnsi="Courier New" w:hint="default"/>
+        <w:sz w:val="20"/>
+      </w:rPr>
+    </w:lvl>
+    <w:lvl w:ilvl="2" w:tentative="1">
+      <w:start w:val="1"/>
+      <w:numFmt w:val="bullet"/>
+      <w:lvlText w:val=""/>
+      <w:lvlJc w:val="left"/>
+      <w:pPr>
+        <w:tabs>
+          <w:tab w:val="num" w:pos="2160"/>
+        </w:tabs>
+        <w:ind w:left="2160" w:hanging="360"/>
+      </w:pPr>
+      <w:rPr>
+        <w:rFonts w:ascii="Wingdings" w:hAnsi="Wingdings" w:hint="default"/>
+        <w:sz w:val="20"/>
+      </w:rPr>
+    </w:lvl>
+    <w:lvl w:ilvl="3" w:tentative="1">
+      <w:start w:val="1"/>
+      <w:numFmt w:val="bullet"/>
+      <w:lvlText w:val=""/>
+      <w:lvlJc w:val="left"/>
+      <w:pPr>
+        <w:tabs>
+          <w:tab w:val="num" w:pos="2880"/>
+        </w:tabs>
+        <w:ind w:left="2880" w:hanging="360"/>
+      </w:pPr>
+      <w:rPr>
+        <w:rFonts w:ascii="Wingdings" w:hAnsi="Wingdings" w:hint="default"/>
+        <w:sz w:val="20"/>
+      </w:rPr>
+    </w:lvl>
+    <w:lvl w:ilvl="4" w:tentative="1">
+      <w:start w:val="1"/>
+      <w:numFmt w:val="bullet"/>
+      <w:lvlText w:val=""/>
+      <w:lvlJc w:val="left"/>
+      <w:pPr>
+        <w:tabs>
+          <w:tab w:val="num" w:pos="3600"/>
+        </w:tabs>
+        <w:ind w:left="3600" w:hanging="360"/>
+      </w:pPr>
+      <w:rPr>
+        <w:rFonts w:ascii="Wingdings" w:hAnsi="Wingdings" w:hint="default"/>
+        <w:sz w:val="20"/>
+      </w:rPr>
+    </w:lvl>
+    <w:lvl w:ilvl="5" w:tentative="1">
+      <w:start w:val="1"/>
+      <w:numFmt w:val="bullet"/>
+      <w:lvlText w:val=""/>
+      <w:lvlJc w:val="left"/>
+      <w:pPr>
+        <w:tabs>
+          <w:tab w:val="num" w:pos="4320"/>
+        </w:tabs>
+        <w:ind w:left="4320" w:hanging="360"/>
+      </w:pPr>
+      <w:rPr>
+        <w:rFonts w:ascii="Wingdings" w:hAnsi="Wingdings" w:hint="default"/>
+        <w:sz w:val="20"/>
+      </w:rPr>
+    </w:lvl>
+    <w:lvl w:ilvl="6" w:tentative="1">
+      <w:start w:val="1"/>
+      <w:numFmt w:val="bullet"/>
+      <w:lvlText w:val=""/>
+      <w:lvlJc w:val="left"/>
+      <w:pPr>
+        <w:tabs>
+          <w:tab w:val="num" w:pos="5040"/>
+        </w:tabs>
+        <w:ind w:left="5040" w:hanging="360"/>
+      </w:pPr>
+      <w:rPr>
+        <w:rFonts w:ascii="Wingdings" w:hAnsi="Wingdings" w:hint="default"/>
+        <w:sz w:val="20"/>
+      </w:rPr>
+    </w:lvl>
+    <w:lvl w:ilvl="7" w:tentative="1">
+      <w:start w:val="1"/>
+      <w:numFmt w:val="bullet"/>
+      <w:lvlText w:val=""/>
+      <w:lvlJc w:val="left"/>
+      <w:pPr>
+        <w:tabs>
+          <w:tab w:val="num" w:pos="5760"/>
+        </w:tabs>
+        <w:ind w:left="5760" w:hanging="360"/>
+      </w:pPr>
+      <w:rPr>
+        <w:rFonts w:ascii="Wingdings" w:hAnsi="Wingdings" w:hint="default"/>
+        <w:sz w:val="20"/>
+      </w:rPr>
+    </w:lvl>
+    <w:lvl w:ilvl="8" w:tentative="1">
+      <w:start w:val="1"/>
+      <w:numFmt w:val="bullet"/>
+      <w:lvlText w:val=""/>
+      <w:lvlJc w:val="left"/>
+      <w:pPr>
+        <w:tabs>
+          <w:tab w:val="num" w:pos="6480"/>
+        </w:tabs>
+        <w:ind w:left="6480" w:hanging="360"/>
+      </w:pPr>
+      <w:rPr>
+        <w:rFonts w:ascii="Wingdings" w:hAnsi="Wingdings" w:hint="default"/>
+        <w:sz w:val="20"/>
+      </w:rPr>
+    </w:lvl>
+  </w:abstractNum>
+  <w:abstractNum w:abstractNumId="4" w15:restartNumberingAfterBreak="0">
+    <w:nsid w:val="4C9A79AF"/>
+    <w:multiLevelType w:val="multilevel"/>
+    <w:tmpl w:val="10003C9C"/>
+    <w:lvl w:ilvl="0">
+      <w:start w:val="1"/>
+      <w:numFmt w:val="bullet"/>
+      <w:lvlText w:val=""/>
+      <w:lvlJc w:val="left"/>
+      <w:pPr>
+        <w:tabs>
+          <w:tab w:val="num" w:pos="720"/>
+        </w:tabs>
+        <w:ind w:left="720" w:hanging="360"/>
+      </w:pPr>
+      <w:rPr>
+        <w:rFonts w:ascii="Symbol" w:hAnsi="Symbol" w:hint="default"/>
+        <w:sz w:val="20"/>
+      </w:rPr>
+    </w:lvl>
+    <w:lvl w:ilvl="1" w:tentative="1">
+      <w:start w:val="1"/>
+      <w:numFmt w:val="bullet"/>
+      <w:lvlText w:val="o"/>
+      <w:lvlJc w:val="left"/>
+      <w:pPr>
+        <w:tabs>
+          <w:tab w:val="num" w:pos="1440"/>
+        </w:tabs>
+        <w:ind w:left="1440" w:hanging="360"/>
+      </w:pPr>
+      <w:rPr>
+        <w:rFonts w:ascii="Courier New" w:hAnsi="Courier New" w:hint="default"/>
+        <w:sz w:val="20"/>
+      </w:rPr>
+    </w:lvl>
+    <w:lvl w:ilvl="2" w:tentative="1">
+      <w:start w:val="1"/>
+      <w:numFmt w:val="bullet"/>
+      <w:lvlText w:val=""/>
+      <w:lvlJc w:val="left"/>
+      <w:pPr>
+        <w:tabs>
+          <w:tab w:val="num" w:pos="2160"/>
+        </w:tabs>
+        <w:ind w:left="2160" w:hanging="360"/>
+      </w:pPr>
+      <w:rPr>
+        <w:rFonts w:ascii="Wingdings" w:hAnsi="Wingdings" w:hint="default"/>
+        <w:sz w:val="20"/>
+      </w:rPr>
+    </w:lvl>
+    <w:lvl w:ilvl="3" w:tentative="1">
+      <w:start w:val="1"/>
+      <w:numFmt w:val="bullet"/>
+      <w:lvlText w:val=""/>
+      <w:lvlJc w:val="left"/>
+      <w:pPr>
+        <w:tabs>
+          <w:tab w:val="num" w:pos="2880"/>
+        </w:tabs>
+        <w:ind w:left="2880" w:hanging="360"/>
+      </w:pPr>
+      <w:rPr>
+        <w:rFonts w:ascii="Wingdings" w:hAnsi="Wingdings" w:hint="default"/>
+        <w:sz w:val="20"/>
+      </w:rPr>
+    </w:lvl>
+    <w:lvl w:ilvl="4" w:tentative="1">
+      <w:start w:val="1"/>
+      <w:numFmt w:val="bullet"/>
+      <w:lvlText w:val=""/>
+      <w:lvlJc w:val="left"/>
+      <w:pPr>
+        <w:tabs>
+          <w:tab w:val="num" w:pos="3600"/>
+        </w:tabs>
+        <w:ind w:left="3600" w:hanging="360"/>
+      </w:pPr>
+      <w:rPr>
+        <w:rFonts w:ascii="Wingdings" w:hAnsi="Wingdings" w:hint="default"/>
+        <w:sz w:val="20"/>
+      </w:rPr>
+    </w:lvl>
+    <w:lvl w:ilvl="5" w:tentative="1">
+      <w:start w:val="1"/>
+      <w:numFmt w:val="bullet"/>
+      <w:lvlText w:val=""/>
+      <w:lvlJc w:val="left"/>
+      <w:pPr>
+        <w:tabs>
+          <w:tab w:val="num" w:pos="4320"/>
+        </w:tabs>
+        <w:ind w:left="4320" w:hanging="360"/>
+      </w:pPr>
+      <w:rPr>
+        <w:rFonts w:ascii="Wingdings" w:hAnsi="Wingdings" w:hint="default"/>
+        <w:sz w:val="20"/>
+      </w:rPr>
+    </w:lvl>
+    <w:lvl w:ilvl="6" w:tentative="1">
+      <w:start w:val="1"/>
+      <w:numFmt w:val="bullet"/>
+      <w:lvlText w:val=""/>
+      <w:lvlJc w:val="left"/>
+      <w:pPr>
+        <w:tabs>
+          <w:tab w:val="num" w:pos="5040"/>
+        </w:tabs>
+        <w:ind w:left="5040" w:hanging="360"/>
+      </w:pPr>
+      <w:rPr>
+        <w:rFonts w:ascii="Wingdings" w:hAnsi="Wingdings" w:hint="default"/>
+        <w:sz w:val="20"/>
+      </w:rPr>
+    </w:lvl>
+    <w:lvl w:ilvl="7" w:tentative="1">
+      <w:start w:val="1"/>
+      <w:numFmt w:val="bullet"/>
+      <w:lvlText w:val=""/>
+      <w:lvlJc w:val="left"/>
+      <w:pPr>
+        <w:tabs>
+          <w:tab w:val="num" w:pos="5760"/>
+        </w:tabs>
+        <w:ind w:left="5760" w:hanging="360"/>
+      </w:pPr>
+      <w:rPr>
+        <w:rFonts w:ascii="Wingdings" w:hAnsi="Wingdings" w:hint="default"/>
+        <w:sz w:val="20"/>
+      </w:rPr>
+    </w:lvl>
+    <w:lvl w:ilvl="8" w:tentative="1">
+      <w:start w:val="1"/>
+      <w:numFmt w:val="bullet"/>
+      <w:lvlText w:val=""/>
+      <w:lvlJc w:val="left"/>
+      <w:pPr>
+        <w:tabs>
+          <w:tab w:val="num" w:pos="6480"/>
+        </w:tabs>
+        <w:ind w:left="6480" w:hanging="360"/>
+      </w:pPr>
+      <w:rPr>
+        <w:rFonts w:ascii="Wingdings" w:hAnsi="Wingdings" w:hint="default"/>
+        <w:sz w:val="20"/>
+      </w:rPr>
+    </w:lvl>
+  </w:abstractNum>
+  <w:abstractNum w:abstractNumId="5" w15:restartNumberingAfterBreak="0">
+    <w:nsid w:val="6A6E532A"/>
+    <w:multiLevelType w:val="multilevel"/>
+    <w:tmpl w:val="7C0EBD46"/>
+    <w:lvl w:ilvl="0">
+      <w:start w:val="1"/>
+      <w:numFmt w:val="bullet"/>
+      <w:lvlText w:val=""/>
+      <w:lvlJc w:val="left"/>
+      <w:pPr>
+        <w:tabs>
+          <w:tab w:val="num" w:pos="720"/>
+        </w:tabs>
+        <w:ind w:left="720" w:hanging="360"/>
+      </w:pPr>
+      <w:rPr>
+        <w:rFonts w:ascii="Symbol" w:hAnsi="Symbol" w:hint="default"/>
+        <w:sz w:val="20"/>
+      </w:rPr>
+    </w:lvl>
+    <w:lvl w:ilvl="1" w:tentative="1">
+      <w:start w:val="1"/>
+      <w:numFmt w:val="bullet"/>
+      <w:lvlText w:val="o"/>
+      <w:lvlJc w:val="left"/>
+      <w:pPr>
+        <w:tabs>
+          <w:tab w:val="num" w:pos="1440"/>
+        </w:tabs>
+        <w:ind w:left="1440" w:hanging="360"/>
+      </w:pPr>
+      <w:rPr>
+        <w:rFonts w:ascii="Courier New" w:hAnsi="Courier New" w:hint="default"/>
+        <w:sz w:val="20"/>
+      </w:rPr>
+    </w:lvl>
+    <w:lvl w:ilvl="2" w:tentative="1">
+      <w:start w:val="1"/>
+      <w:numFmt w:val="bullet"/>
+      <w:lvlText w:val=""/>
+      <w:lvlJc w:val="left"/>
+      <w:pPr>
+        <w:tabs>
+          <w:tab w:val="num" w:pos="2160"/>
+        </w:tabs>
+        <w:ind w:left="2160" w:hanging="360"/>
+      </w:pPr>
+      <w:rPr>
+        <w:rFonts w:ascii="Wingdings" w:hAnsi="Wingdings" w:hint="default"/>
+        <w:sz w:val="20"/>
+      </w:rPr>
+    </w:lvl>
+    <w:lvl w:ilvl="3" w:tentative="1">
+      <w:start w:val="1"/>
+      <w:numFmt w:val="bullet"/>
+      <w:lvlText w:val=""/>
+      <w:lvlJc w:val="left"/>
+      <w:pPr>
+        <w:tabs>
+          <w:tab w:val="num" w:pos="2880"/>
+        </w:tabs>
+        <w:ind w:left="2880" w:hanging="360"/>
+      </w:pPr>
+      <w:rPr>
+        <w:rFonts w:ascii="Wingdings" w:hAnsi="Wingdings" w:hint="default"/>
+        <w:sz w:val="20"/>
+      </w:rPr>
+    </w:lvl>
+    <w:lvl w:ilvl="4" w:tentative="1">
+      <w:start w:val="1"/>
+      <w:numFmt w:val="bullet"/>
+      <w:lvlText w:val=""/>
+      <w:lvlJc w:val="left"/>
+      <w:pPr>
+        <w:tabs>
+          <w:tab w:val="num" w:pos="3600"/>
+        </w:tabs>
+        <w:ind w:left="3600" w:hanging="360"/>
+      </w:pPr>
+      <w:rPr>
+        <w:rFonts w:ascii="Wingdings" w:hAnsi="Wingdings" w:hint="default"/>
+        <w:sz w:val="20"/>
+      </w:rPr>
+    </w:lvl>
+    <w:lvl w:ilvl="5" w:tentative="1">
+      <w:start w:val="1"/>
+      <w:numFmt w:val="bullet"/>
+      <w:lvlText w:val=""/>
+      <w:lvlJc w:val="left"/>
+      <w:pPr>
+        <w:tabs>
+          <w:tab w:val="num" w:pos="4320"/>
+        </w:tabs>
+        <w:ind w:left="4320" w:hanging="360"/>
+      </w:pPr>
+      <w:rPr>
+        <w:rFonts w:ascii="Wingdings" w:hAnsi="Wingdings" w:hint="default"/>
+        <w:sz w:val="20"/>
+      </w:rPr>
+    </w:lvl>
+    <w:lvl w:ilvl="6" w:tentative="1">
+      <w:start w:val="1"/>
+      <w:numFmt w:val="bullet"/>
+      <w:lvlText w:val=""/>
+      <w:lvlJc w:val="left"/>
+      <w:pPr>
+        <w:tabs>
+          <w:tab w:val="num" w:pos="5040"/>
+        </w:tabs>
+        <w:ind w:left="5040" w:hanging="360"/>
+      </w:pPr>
+      <w:rPr>
+        <w:rFonts w:ascii="Wingdings" w:hAnsi="Wingdings" w:hint="default"/>
+        <w:sz w:val="20"/>
+      </w:rPr>
+    </w:lvl>
+    <w:lvl w:ilvl="7" w:tentative="1">
+      <w:start w:val="1"/>
+      <w:numFmt w:val="bullet"/>
+      <w:lvlText w:val=""/>
+      <w:lvlJc w:val="left"/>
+      <w:pPr>
+        <w:tabs>
+          <w:tab w:val="num" w:pos="5760"/>
+        </w:tabs>
+        <w:ind w:left="5760" w:hanging="360"/>
+      </w:pPr>
+      <w:rPr>
+        <w:rFonts w:ascii="Wingdings" w:hAnsi="Wingdings" w:hint="default"/>
+        <w:sz w:val="20"/>
+      </w:rPr>
+    </w:lvl>
+    <w:lvl w:ilvl="8" w:tentative="1">
+      <w:start w:val="1"/>
+      <w:numFmt w:val="bullet"/>
+      <w:lvlText w:val=""/>
+      <w:lvlJc w:val="left"/>
+      <w:pPr>
+        <w:tabs>
+          <w:tab w:val="num" w:pos="6480"/>
+        </w:tabs>
+        <w:ind w:left="6480" w:hanging="360"/>
+      </w:pPr>
+      <w:rPr>
+        <w:rFonts w:ascii="Wingdings" w:hAnsi="Wingdings" w:hint="default"/>
+        <w:sz w:val="20"/>
+      </w:rPr>
+    </w:lvl>
+  </w:abstractNum>
+  <w:abstractNum w:abstractNumId="6" w15:restartNumberingAfterBreak="0">
+    <w:nsid w:val="769F0E75"/>
+    <w:multiLevelType w:val="multilevel"/>
+    <w:tmpl w:val="809EACFC"/>
+    <w:lvl w:ilvl="0">
+      <w:start w:val="1"/>
+      <w:numFmt w:val="bullet"/>
+      <w:lvlText w:val=""/>
+      <w:lvlJc w:val="left"/>
+      <w:pPr>
+        <w:tabs>
+          <w:tab w:val="num" w:pos="720"/>
+        </w:tabs>
+        <w:ind w:left="720" w:hanging="360"/>
+      </w:pPr>
+      <w:rPr>
+        <w:rFonts w:ascii="Symbol" w:hAnsi="Symbol" w:hint="default"/>
+        <w:sz w:val="20"/>
+      </w:rPr>
+    </w:lvl>
+    <w:lvl w:ilvl="1" w:tentative="1">
+      <w:start w:val="1"/>
+      <w:numFmt w:val="bullet"/>
+      <w:lvlText w:val="o"/>
+      <w:lvlJc w:val="left"/>
+      <w:pPr>
+        <w:tabs>
+          <w:tab w:val="num" w:pos="1440"/>
+        </w:tabs>
+        <w:ind w:left="1440" w:hanging="360"/>
+      </w:pPr>
+      <w:rPr>
+        <w:rFonts w:ascii="Courier New" w:hAnsi="Courier New" w:hint="default"/>
+        <w:sz w:val="20"/>
+      </w:rPr>
+    </w:lvl>
+    <w:lvl w:ilvl="2" w:tentative="1">
+      <w:start w:val="1"/>
+      <w:numFmt w:val="bullet"/>
+      <w:lvlText w:val=""/>
+      <w:lvlJc w:val="left"/>
+      <w:pPr>
+        <w:tabs>
+          <w:tab w:val="num" w:pos="2160"/>
+        </w:tabs>
+        <w:ind w:left="2160" w:hanging="360"/>
+      </w:pPr>
+      <w:rPr>
+        <w:rFonts w:ascii="Wingdings" w:hAnsi="Wingdings" w:hint="default"/>
+        <w:sz w:val="20"/>
+      </w:rPr>
+    </w:lvl>
+    <w:lvl w:ilvl="3" w:tentative="1">
+      <w:start w:val="1"/>
+      <w:numFmt w:val="bullet"/>
+      <w:lvlText w:val=""/>
+      <w:lvlJc w:val="left"/>
+      <w:pPr>
+        <w:tabs>
+          <w:tab w:val="num" w:pos="2880"/>
+        </w:tabs>
+        <w:ind w:left="2880" w:hanging="360"/>
+      </w:pPr>
+      <w:rPr>
+        <w:rFonts w:ascii="Wingdings" w:hAnsi="Wingdings" w:hint="default"/>
+        <w:sz w:val="20"/>
+      </w:rPr>
+    </w:lvl>
+    <w:lvl w:ilvl="4" w:tentative="1">
+      <w:start w:val="1"/>
+      <w:numFmt w:val="bullet"/>
+      <w:lvlText w:val=""/>
+      <w:lvlJc w:val="left"/>
+      <w:pPr>
+        <w:tabs>
+          <w:tab w:val="num" w:pos="3600"/>
+        </w:tabs>
+        <w:ind w:left="3600" w:hanging="360"/>
+      </w:pPr>
+      <w:rPr>
+        <w:rFonts w:ascii="Wingdings" w:hAnsi="Wingdings" w:hint="default"/>
+        <w:sz w:val="20"/>
+      </w:rPr>
+    </w:lvl>
+    <w:lvl w:ilvl="5" w:tentative="1">
+      <w:start w:val="1"/>
+      <w:numFmt w:val="bullet"/>
+      <w:lvlText w:val=""/>
+      <w:lvlJc w:val="left"/>
+      <w:pPr>
+        <w:tabs>
+          <w:tab w:val="num" w:pos="4320"/>
+        </w:tabs>
+        <w:ind w:left="4320" w:hanging="360"/>
+      </w:pPr>
+      <w:rPr>
+        <w:rFonts w:ascii="Wingdings" w:hAnsi="Wingdings" w:hint="default"/>
+        <w:sz w:val="20"/>
+      </w:rPr>
+    </w:lvl>
+    <w:lvl w:ilvl="6" w:tentative="1">
+      <w:start w:val="1"/>
+      <w:numFmt w:val="bullet"/>
+      <w:lvlText w:val=""/>
+      <w:lvlJc w:val="left"/>
+      <w:pPr>
+        <w:tabs>
+          <w:tab w:val="num" w:pos="5040"/>
+        </w:tabs>
+        <w:ind w:left="5040" w:hanging="360"/>
+      </w:pPr>
+      <w:rPr>
+        <w:rFonts w:ascii="Wingdings" w:hAnsi="Wingdings" w:hint="default"/>
+        <w:sz w:val="20"/>
+      </w:rPr>
+    </w:lvl>
+    <w:lvl w:ilvl="7" w:tentative="1">
+      <w:start w:val="1"/>
+      <w:numFmt w:val="bullet"/>
+      <w:lvlText w:val=""/>
+      <w:lvlJc w:val="left"/>
+      <w:pPr>
+        <w:tabs>
+          <w:tab w:val="num" w:pos="5760"/>
+        </w:tabs>
+        <w:ind w:left="5760" w:hanging="360"/>
+      </w:pPr>
+      <w:rPr>
+        <w:rFonts w:ascii="Wingdings" w:hAnsi="Wingdings" w:hint="default"/>
+        <w:sz w:val="20"/>
+      </w:rPr>
+    </w:lvl>
+    <w:lvl w:ilvl="8" w:tentative="1">
+      <w:start w:val="1"/>
+      <w:numFmt w:val="bullet"/>
+      <w:lvlText w:val=""/>
+      <w:lvlJc w:val="left"/>
+      <w:pPr>
+        <w:tabs>
+          <w:tab w:val="num" w:pos="6480"/>
+        </w:tabs>
+        <w:ind w:left="6480" w:hanging="360"/>
+      </w:pPr>
+      <w:rPr>
+        <w:rFonts w:ascii="Wingdings" w:hAnsi="Wingdings" w:hint="default"/>
+        <w:sz w:val="20"/>
+      </w:rPr>
+    </w:lvl>
+  </w:abstractNum>
   <w:num w:numId="1" w16cid:durableId="1527673390">
+    <w:abstractNumId w:val="5"/>
+  </w:num>
+  <w:num w:numId="2" w16cid:durableId="1084915262">
     <w:abstractNumId w:val="1"/>
   </w:num>
-  <w:num w:numId="2" w16cid:durableId="1084915262">
+  <w:num w:numId="3" w16cid:durableId="1033849193">
+    <w:abstractNumId w:val="4"/>
+  </w:num>
+  <w:num w:numId="4" w16cid:durableId="1768035166">
+    <w:abstractNumId w:val="6"/>
+  </w:num>
+  <w:num w:numId="5" w16cid:durableId="863246518">
+    <w:abstractNumId w:val="3"/>
+  </w:num>
+  <w:num w:numId="6" w16cid:durableId="147016705">
+    <w:abstractNumId w:val="2"/>
+  </w:num>
+  <w:num w:numId="7" w16cid:durableId="1825393519">
     <w:abstractNumId w:val="0"/>
   </w:num>
 </w:numbering>
@@ -4440,7 +9390,7 @@
   <w:style w:type="paragraph" w:default="1" w:styleId="Normal">
     <w:name w:val="Normal"/>
     <w:qFormat/>
-    <w:rsid w:val="008278D4"/>
+    <w:rsid w:val="00573553"/>
   </w:style>
   <w:style w:type="paragraph" w:styleId="Heading1">
     <w:name w:val="heading 1"/>
